--- a/public/doc-templates/TA/ba-sempro-ta.docx
+++ b/public/doc-templates/TA/ba-sempro-ta.docx
@@ -1,46 +1,7 @@
 
 <file path=word/document.xml><?xml version="1.0" encoding="utf-8"?>
-<w:document xmlns:wpc="http://schemas.microsoft.com/office/word/2010/wordprocessingCanvas" xmlns:cx="http://schemas.microsoft.com/office/drawing/2014/chartex" xmlns:cx1="http://schemas.microsoft.com/office/drawing/2015/9/8/chartex" xmlns:cx2="http://schemas.microsoft.com/office/drawing/2015/10/21/chartex" xmlns:cx3="http://schemas.microsoft.com/office/drawing/2016/5/9/chartex" xmlns:cx4="http://schemas.microsoft.com/office/drawing/2016/5/10/chartex" xmlns:cx5="http://schemas.microsoft.com/office/drawing/2016/5/11/chartex" xmlns:cx6="http://schemas.microsoft.com/office/drawing/2016/5/12/chartex" xmlns:cx7="http://schemas.microsoft.com/office/drawing/2016/5/13/chartex" xmlns:cx8="http://schemas.microsoft.com/office/drawing/2016/5/14/chartex" xmlns:mc="http://schemas.openxmlformats.org/markup-compatibility/2006" xmlns:aink="http://schemas.microsoft.com/office/drawing/2016/ink" xmlns:am3d="http://schemas.microsoft.com/office/drawing/2017/model3d" xmlns:o="urn:schemas-microsoft-com:office:office" xmlns:oel="http://schemas.microsoft.com/office/2019/extlst" xmlns:r="http://schemas.openxmlformats.org/officeDocument/2006/relationships" xmlns:m="http://schemas.openxmlformats.org/officeDocument/2006/math" xmlns:v="urn:schemas-microsoft-com:vml" xmlns:wp14="http://schemas.microsoft.com/office/word/2010/wordprocessingDrawing" xmlns:wp="http://schemas.openxmlformats.org/drawingml/2006/wordprocessingDrawing" xmlns:w10="urn:schemas-microsoft-com:office:word" xmlns:w="http://schemas.openxmlformats.org/wordprocessingml/2006/main" xmlns:w14="http://schemas.microsoft.com/office/word/2010/wordml" xmlns:w15="http://schemas.microsoft.com/office/word/2012/wordml" xmlns:w16cei="http://schemas.microsoft.com/office/word/2026/wordml/cei" xmlns:w16cex="http://schemas.microsoft.com/office/word/2018/wordml/cex" xmlns:w16cid="http://schemas.microsoft.com/office/word/2016/wordml/cid" xmlns:w16="http://schemas.microsoft.com/office/word/2018/wordml" xmlns:w16du="http://schemas.microsoft.com/office/word/2023/wordml/word16du" xmlns:w16sdtdh="http://schemas.microsoft.com/office/word/2020/wordml/sdtdatahash" xmlns:w16sdtfl="http://schemas.microsoft.com/office/word/2024/wordml/sdtformatlock" xmlns:w16se="http://schemas.microsoft.com/office/word/2015/wordml/symex" xmlns:wpg="http://schemas.microsoft.com/office/word/2010/wordprocessingGroup" xmlns:wpi="http://schemas.microsoft.com/office/word/2010/wordprocessingInk" xmlns:wne="http://schemas.microsoft.com/office/word/2006/wordml" xmlns:wps="http://schemas.microsoft.com/office/word/2010/wordprocessingShape" mc:Ignorable="w14 w15 w16se w16cid w16 w16cex w16sdtdh w16sdtfl w16du wp14">
+<w:document xmlns:wpc="http://schemas.microsoft.com/office/word/2010/wordprocessingCanvas" xmlns:cx="http://schemas.microsoft.com/office/drawing/2014/chartex" xmlns:cx1="http://schemas.microsoft.com/office/drawing/2015/9/8/chartex" xmlns:cx2="http://schemas.microsoft.com/office/drawing/2015/10/21/chartex" xmlns:cx3="http://schemas.microsoft.com/office/drawing/2016/5/9/chartex" xmlns:cx4="http://schemas.microsoft.com/office/drawing/2016/5/10/chartex" xmlns:cx5="http://schemas.microsoft.com/office/drawing/2016/5/11/chartex" xmlns:cx6="http://schemas.microsoft.com/office/drawing/2016/5/12/chartex" xmlns:cx7="http://schemas.microsoft.com/office/drawing/2016/5/13/chartex" xmlns:cx8="http://schemas.microsoft.com/office/drawing/2016/5/14/chartex" xmlns:mc="http://schemas.openxmlformats.org/markup-compatibility/2006" xmlns:aink="http://schemas.microsoft.com/office/drawing/2016/ink" xmlns:am3d="http://schemas.microsoft.com/office/drawing/2017/model3d" xmlns:o="urn:schemas-microsoft-com:office:office" xmlns:oel="http://schemas.microsoft.com/office/2019/extlst" xmlns:r="http://schemas.openxmlformats.org/officeDocument/2006/relationships" xmlns:m="http://schemas.openxmlformats.org/officeDocument/2006/math" xmlns:v="urn:schemas-microsoft-com:vml" xmlns:wp14="http://schemas.microsoft.com/office/word/2010/wordprocessingDrawing" xmlns:wp="http://schemas.openxmlformats.org/drawingml/2006/wordprocessingDrawing" xmlns:w10="urn:schemas-microsoft-com:office:word" xmlns:w="http://schemas.openxmlformats.org/wordprocessingml/2006/main" xmlns:w14="http://schemas.microsoft.com/office/word/2010/wordml" xmlns:w15="http://schemas.microsoft.com/office/word/2012/wordml" xmlns:w16cex="http://schemas.microsoft.com/office/word/2018/wordml/cex" xmlns:w16cid="http://schemas.microsoft.com/office/word/2016/wordml/cid" xmlns:w16="http://schemas.microsoft.com/office/word/2018/wordml" xmlns:w16du="http://schemas.microsoft.com/office/word/2023/wordml/word16du" xmlns:w16sdtdh="http://schemas.microsoft.com/office/word/2020/wordml/sdtdatahash" xmlns:w16sdtfl="http://schemas.microsoft.com/office/word/2024/wordml/sdtformatlock" xmlns:w16se="http://schemas.microsoft.com/office/word/2015/wordml/symex" xmlns:wpg="http://schemas.microsoft.com/office/word/2010/wordprocessingGroup" xmlns:wpi="http://schemas.microsoft.com/office/word/2010/wordprocessingInk" xmlns:wne="http://schemas.microsoft.com/office/word/2006/wordml" xmlns:wps="http://schemas.microsoft.com/office/word/2010/wordprocessingShape" mc:Ignorable="w14 w15 w16se w16cid w16 w16cex w16sdtdh w16sdtfl w16du wp14">
   <w:body>
-    <w:p>
-      <w:pPr>
-        <w:pStyle w:val="NoSpacing"/>
-        <w:jc w:val="center"/>
-        <w:rPr>
-          <w:rFonts w:ascii="Times New Roman" w:hAnsi="Times New Roman" w:cs="Times New Roman"/>
-          <w:b/>
-          <w:bCs/>
-          <w:sz w:val="30"/>
-          <w:szCs w:val="30"/>
-        </w:rPr>
-      </w:pPr>
-    </w:p>
-    <w:p>
-      <w:pPr>
-        <w:pStyle w:val="NoSpacing"/>
-        <w:jc w:val="center"/>
-        <w:rPr>
-          <w:rFonts w:ascii="Times New Roman" w:hAnsi="Times New Roman" w:cs="Times New Roman"/>
-          <w:b/>
-          <w:bCs/>
-          <w:sz w:val="30"/>
-          <w:szCs w:val="30"/>
-        </w:rPr>
-      </w:pPr>
-    </w:p>
-    <w:p>
-      <w:pPr>
-        <w:pStyle w:val="NoSpacing"/>
-        <w:jc w:val="center"/>
-        <w:rPr>
-          <w:rFonts w:ascii="Times New Roman" w:hAnsi="Times New Roman" w:cs="Times New Roman"/>
-          <w:b/>
-          <w:bCs/>
-          <w:sz w:val="30"/>
-          <w:szCs w:val="30"/>
-        </w:rPr>
-      </w:pPr>
-    </w:p>
     <w:p>
       <w:pPr>
         <w:pStyle w:val="NoSpacing"/>
@@ -117,25 +78,7 @@
           <w:sz w:val="24"/>
           <w:szCs w:val="24"/>
         </w:rPr>
-        <w:t>{</w:t>
-      </w:r>
-      <w:proofErr w:type="spellStart"/>
-      <w:r>
-        <w:rPr>
-          <w:rFonts w:ascii="Times New Roman" w:hAnsi="Times New Roman" w:cs="Times New Roman"/>
-          <w:sz w:val="24"/>
-          <w:szCs w:val="24"/>
-        </w:rPr>
-        <w:t>no_surat</w:t>
-      </w:r>
-      <w:proofErr w:type="spellEnd"/>
-      <w:r>
-        <w:rPr>
-          <w:rFonts w:ascii="Times New Roman" w:hAnsi="Times New Roman" w:cs="Times New Roman"/>
-          <w:sz w:val="24"/>
-          <w:szCs w:val="24"/>
-        </w:rPr>
-        <w:t>}</w:t>
+        <w:t>{no_surat}</w:t>
       </w:r>
     </w:p>
     <w:p>
@@ -173,119 +116,7 @@
         <w:rPr>
           <w:rFonts w:ascii="Times New Roman" w:hAnsi="Times New Roman" w:cs="Times New Roman"/>
         </w:rPr>
-        <w:t xml:space="preserve">Teknik </w:t>
-      </w:r>
-      <w:proofErr w:type="spellStart"/>
-      <w:r>
-        <w:rPr>
-          <w:rFonts w:ascii="Times New Roman" w:hAnsi="Times New Roman" w:cs="Times New Roman"/>
-        </w:rPr>
-        <w:t>Lingkungan</w:t>
-      </w:r>
-      <w:proofErr w:type="spellEnd"/>
-      <w:r>
-        <w:rPr>
-          <w:rFonts w:ascii="Times New Roman" w:hAnsi="Times New Roman" w:cs="Times New Roman"/>
-        </w:rPr>
-        <w:t xml:space="preserve"> </w:t>
-      </w:r>
-      <w:proofErr w:type="spellStart"/>
-      <w:r>
-        <w:rPr>
-          <w:rFonts w:ascii="Times New Roman" w:hAnsi="Times New Roman" w:cs="Times New Roman"/>
-        </w:rPr>
-        <w:t>Fakultas</w:t>
-      </w:r>
-      <w:proofErr w:type="spellEnd"/>
-      <w:r>
-        <w:rPr>
-          <w:rFonts w:ascii="Times New Roman" w:hAnsi="Times New Roman" w:cs="Times New Roman"/>
-        </w:rPr>
-        <w:t xml:space="preserve"> Teknik Universitas </w:t>
-      </w:r>
-      <w:proofErr w:type="spellStart"/>
-      <w:r>
-        <w:rPr>
-          <w:rFonts w:ascii="Times New Roman" w:hAnsi="Times New Roman" w:cs="Times New Roman"/>
-        </w:rPr>
-        <w:t>Diponegoro</w:t>
-      </w:r>
-      <w:proofErr w:type="spellEnd"/>
-      <w:r>
-        <w:rPr>
-          <w:rFonts w:ascii="Times New Roman" w:hAnsi="Times New Roman" w:cs="Times New Roman"/>
-        </w:rPr>
-        <w:t xml:space="preserve"> Semarang </w:t>
-      </w:r>
-      <w:proofErr w:type="spellStart"/>
-      <w:r>
-        <w:rPr>
-          <w:rFonts w:ascii="Times New Roman" w:hAnsi="Times New Roman" w:cs="Times New Roman"/>
-        </w:rPr>
-        <w:t>dengan</w:t>
-      </w:r>
-      <w:proofErr w:type="spellEnd"/>
-      <w:r>
-        <w:rPr>
-          <w:rFonts w:ascii="Times New Roman" w:hAnsi="Times New Roman" w:cs="Times New Roman"/>
-        </w:rPr>
-        <w:t xml:space="preserve"> </w:t>
-      </w:r>
-      <w:proofErr w:type="spellStart"/>
-      <w:r>
-        <w:rPr>
-          <w:rFonts w:ascii="Times New Roman" w:hAnsi="Times New Roman" w:cs="Times New Roman"/>
-        </w:rPr>
-        <w:t>ini</w:t>
-      </w:r>
-      <w:proofErr w:type="spellEnd"/>
-      <w:r>
-        <w:rPr>
-          <w:rFonts w:ascii="Times New Roman" w:hAnsi="Times New Roman" w:cs="Times New Roman"/>
-        </w:rPr>
-        <w:t xml:space="preserve"> </w:t>
-      </w:r>
-      <w:proofErr w:type="spellStart"/>
-      <w:r>
-        <w:rPr>
-          <w:rFonts w:ascii="Times New Roman" w:hAnsi="Times New Roman" w:cs="Times New Roman"/>
-        </w:rPr>
-        <w:t>memberikan</w:t>
-      </w:r>
-      <w:proofErr w:type="spellEnd"/>
-      <w:r>
-        <w:rPr>
-          <w:rFonts w:ascii="Times New Roman" w:hAnsi="Times New Roman" w:cs="Times New Roman"/>
-        </w:rPr>
-        <w:t xml:space="preserve"> </w:t>
-      </w:r>
-      <w:proofErr w:type="spellStart"/>
-      <w:r>
-        <w:rPr>
-          <w:rFonts w:ascii="Times New Roman" w:hAnsi="Times New Roman" w:cs="Times New Roman"/>
-        </w:rPr>
-        <w:t>tugas</w:t>
-      </w:r>
-      <w:proofErr w:type="spellEnd"/>
-      <w:r>
-        <w:rPr>
-          <w:rFonts w:ascii="Times New Roman" w:hAnsi="Times New Roman" w:cs="Times New Roman"/>
-        </w:rPr>
-        <w:t xml:space="preserve"> </w:t>
-      </w:r>
-      <w:proofErr w:type="spellStart"/>
-      <w:r>
-        <w:rPr>
-          <w:rFonts w:ascii="Times New Roman" w:hAnsi="Times New Roman" w:cs="Times New Roman"/>
-        </w:rPr>
-        <w:t>kepada</w:t>
-      </w:r>
-      <w:proofErr w:type="spellEnd"/>
-      <w:r>
-        <w:rPr>
-          <w:rFonts w:ascii="Times New Roman" w:hAnsi="Times New Roman" w:cs="Times New Roman"/>
-        </w:rPr>
-        <w:t>:</w:t>
+        <w:t>Teknik Lingkungan Fakultas Teknik Universitas Diponegoro Semarang dengan ini memberikan tugas kepada:</w:t>
       </w:r>
     </w:p>
     <w:p>
@@ -497,19 +328,11 @@
                 <w:rFonts w:ascii="Times New Roman" w:hAnsi="Times New Roman" w:cs="Times New Roman"/>
               </w:rPr>
             </w:pPr>
-            <w:proofErr w:type="spellStart"/>
-            <w:r>
-              <w:rPr>
-                <w:rFonts w:ascii="Times New Roman" w:hAnsi="Times New Roman" w:cs="Times New Roman"/>
-              </w:rPr>
-              <w:t>Pembimbing</w:t>
-            </w:r>
-            <w:proofErr w:type="spellEnd"/>
-            <w:r>
-              <w:rPr>
-                <w:rFonts w:ascii="Times New Roman" w:hAnsi="Times New Roman" w:cs="Times New Roman"/>
-              </w:rPr>
-              <w:t xml:space="preserve"> I</w:t>
+            <w:r>
+              <w:rPr>
+                <w:rFonts w:ascii="Times New Roman" w:hAnsi="Times New Roman" w:cs="Times New Roman"/>
+              </w:rPr>
+              <w:t>Pembimbing I</w:t>
             </w:r>
           </w:p>
         </w:tc>
@@ -601,19 +424,11 @@
                 <w:rFonts w:ascii="Times New Roman" w:hAnsi="Times New Roman" w:cs="Times New Roman"/>
               </w:rPr>
             </w:pPr>
-            <w:proofErr w:type="spellStart"/>
-            <w:r>
-              <w:rPr>
-                <w:rFonts w:ascii="Times New Roman" w:hAnsi="Times New Roman" w:cs="Times New Roman"/>
-              </w:rPr>
-              <w:t>Pembimbing</w:t>
-            </w:r>
-            <w:proofErr w:type="spellEnd"/>
-            <w:r>
-              <w:rPr>
-                <w:rFonts w:ascii="Times New Roman" w:hAnsi="Times New Roman" w:cs="Times New Roman"/>
-              </w:rPr>
-              <w:t xml:space="preserve"> II</w:t>
+            <w:r>
+              <w:rPr>
+                <w:rFonts w:ascii="Times New Roman" w:hAnsi="Times New Roman" w:cs="Times New Roman"/>
+              </w:rPr>
+              <w:t>Pembimbing II</w:t>
             </w:r>
           </w:p>
         </w:tc>
@@ -642,89 +457,11 @@
           <w:rFonts w:ascii="Times New Roman" w:hAnsi="Times New Roman" w:cs="Times New Roman"/>
         </w:rPr>
       </w:pPr>
-      <w:proofErr w:type="spellStart"/>
-      <w:r>
-        <w:rPr>
-          <w:rFonts w:ascii="Times New Roman" w:hAnsi="Times New Roman" w:cs="Times New Roman"/>
-        </w:rPr>
-        <w:t>Untuk</w:t>
-      </w:r>
-      <w:proofErr w:type="spellEnd"/>
-      <w:r>
-        <w:rPr>
-          <w:rFonts w:ascii="Times New Roman" w:hAnsi="Times New Roman" w:cs="Times New Roman"/>
-        </w:rPr>
-        <w:t xml:space="preserve"> </w:t>
-      </w:r>
-      <w:proofErr w:type="spellStart"/>
-      <w:r>
-        <w:rPr>
-          <w:rFonts w:ascii="Times New Roman" w:hAnsi="Times New Roman" w:cs="Times New Roman"/>
-        </w:rPr>
-        <w:t>membimbing</w:t>
-      </w:r>
-      <w:proofErr w:type="spellEnd"/>
-      <w:r>
-        <w:rPr>
-          <w:rFonts w:ascii="Times New Roman" w:hAnsi="Times New Roman" w:cs="Times New Roman"/>
-        </w:rPr>
-        <w:t xml:space="preserve"> Seminar Proposal Tugas Akhir </w:t>
-      </w:r>
-      <w:proofErr w:type="spellStart"/>
-      <w:r>
-        <w:rPr>
-          <w:rFonts w:ascii="Times New Roman" w:hAnsi="Times New Roman" w:cs="Times New Roman"/>
-        </w:rPr>
-        <w:t>mahasiswa</w:t>
-      </w:r>
-      <w:proofErr w:type="spellEnd"/>
-      <w:r>
-        <w:rPr>
-          <w:rFonts w:ascii="Times New Roman" w:hAnsi="Times New Roman" w:cs="Times New Roman"/>
-        </w:rPr>
-        <w:t xml:space="preserve"> </w:t>
-      </w:r>
-      <w:proofErr w:type="spellStart"/>
-      <w:r>
-        <w:rPr>
-          <w:rFonts w:ascii="Times New Roman" w:hAnsi="Times New Roman" w:cs="Times New Roman"/>
-        </w:rPr>
-        <w:t>tersebut</w:t>
-      </w:r>
-      <w:proofErr w:type="spellEnd"/>
-      <w:r>
-        <w:rPr>
-          <w:rFonts w:ascii="Times New Roman" w:hAnsi="Times New Roman" w:cs="Times New Roman"/>
-        </w:rPr>
-        <w:t xml:space="preserve"> di </w:t>
-      </w:r>
-      <w:proofErr w:type="spellStart"/>
-      <w:r>
-        <w:rPr>
-          <w:rFonts w:ascii="Times New Roman" w:hAnsi="Times New Roman" w:cs="Times New Roman"/>
-        </w:rPr>
-        <w:t>bawah</w:t>
-      </w:r>
-      <w:proofErr w:type="spellEnd"/>
-      <w:r>
-        <w:rPr>
-          <w:rFonts w:ascii="Times New Roman" w:hAnsi="Times New Roman" w:cs="Times New Roman"/>
-        </w:rPr>
-        <w:t xml:space="preserve"> </w:t>
-      </w:r>
-      <w:proofErr w:type="spellStart"/>
-      <w:r>
-        <w:rPr>
-          <w:rFonts w:ascii="Times New Roman" w:hAnsi="Times New Roman" w:cs="Times New Roman"/>
-        </w:rPr>
-        <w:t>ini</w:t>
-      </w:r>
-      <w:proofErr w:type="spellEnd"/>
-      <w:r>
-        <w:rPr>
-          <w:rFonts w:ascii="Times New Roman" w:hAnsi="Times New Roman" w:cs="Times New Roman"/>
-        </w:rPr>
-        <w:t>:</w:t>
+      <w:r>
+        <w:rPr>
+          <w:rFonts w:ascii="Times New Roman" w:hAnsi="Times New Roman" w:cs="Times New Roman"/>
+        </w:rPr>
+        <w:t>Untuk membimbing Seminar Proposal Tugas Akhir mahasiswa tersebut di bawah ini:</w:t>
       </w:r>
     </w:p>
     <w:p>
@@ -801,15 +538,7 @@
               <w:t xml:space="preserve">: </w:t>
             </w:r>
             <w:r>
-              <w:t>{</w:t>
-            </w:r>
-            <w:proofErr w:type="spellStart"/>
-            <w:r>
-              <w:t>nama_mhs</w:t>
-            </w:r>
-            <w:proofErr w:type="spellEnd"/>
-            <w:r>
-              <w:t>}</w:t>
+              <w:t>{nama_mhs}</w:t>
             </w:r>
           </w:p>
         </w:tc>
@@ -869,13 +598,8 @@
               <w:pStyle w:val="Default"/>
               <w:ind w:left="-100" w:right="-170"/>
             </w:pPr>
-            <w:proofErr w:type="spellStart"/>
-            <w:r>
-              <w:t>Judul</w:t>
-            </w:r>
-            <w:proofErr w:type="spellEnd"/>
-            <w:r>
-              <w:t xml:space="preserve"> TA</w:t>
+            <w:r>
+              <w:t>Judul TA</w:t>
             </w:r>
           </w:p>
         </w:tc>
@@ -899,23 +623,7 @@
                 <w:sz w:val="23"/>
                 <w:szCs w:val="23"/>
               </w:rPr>
-              <w:t>{</w:t>
-            </w:r>
-            <w:proofErr w:type="spellStart"/>
-            <w:r>
-              <w:rPr>
-                <w:sz w:val="23"/>
-                <w:szCs w:val="23"/>
-              </w:rPr>
-              <w:t>judul_ta</w:t>
-            </w:r>
-            <w:proofErr w:type="spellEnd"/>
-            <w:r>
-              <w:rPr>
-                <w:sz w:val="23"/>
-                <w:szCs w:val="23"/>
-              </w:rPr>
-              <w:t>}</w:t>
+              <w:t>{judul_ta}</w:t>
             </w:r>
           </w:p>
         </w:tc>
@@ -936,35 +644,7 @@
         <w:rPr>
           <w:rFonts w:ascii="Times New Roman" w:hAnsi="Times New Roman" w:cs="Times New Roman"/>
         </w:rPr>
-        <w:t xml:space="preserve">Seminar Proposal Tugas Akhir </w:t>
-      </w:r>
-      <w:proofErr w:type="spellStart"/>
-      <w:r>
-        <w:rPr>
-          <w:rFonts w:ascii="Times New Roman" w:hAnsi="Times New Roman" w:cs="Times New Roman"/>
-        </w:rPr>
-        <w:t>akan</w:t>
-      </w:r>
-      <w:proofErr w:type="spellEnd"/>
-      <w:r>
-        <w:rPr>
-          <w:rFonts w:ascii="Times New Roman" w:hAnsi="Times New Roman" w:cs="Times New Roman"/>
-        </w:rPr>
-        <w:t xml:space="preserve"> </w:t>
-      </w:r>
-      <w:proofErr w:type="spellStart"/>
-      <w:r>
-        <w:rPr>
-          <w:rFonts w:ascii="Times New Roman" w:hAnsi="Times New Roman" w:cs="Times New Roman"/>
-        </w:rPr>
-        <w:t>dilaksanakan</w:t>
-      </w:r>
-      <w:proofErr w:type="spellEnd"/>
-      <w:r>
-        <w:rPr>
-          <w:rFonts w:ascii="Times New Roman" w:hAnsi="Times New Roman" w:cs="Times New Roman"/>
-        </w:rPr>
-        <w:t xml:space="preserve"> pada:</w:t>
+        <w:t>Seminar Proposal Tugas Akhir akan dilaksanakan pada:</w:t>
       </w:r>
     </w:p>
     <w:p>
@@ -1016,16 +696,8 @@
               <w:rPr>
                 <w:rFonts w:ascii="Times New Roman" w:hAnsi="Times New Roman" w:cs="Times New Roman"/>
               </w:rPr>
-              <w:t>Hari/</w:t>
-            </w:r>
-            <w:proofErr w:type="spellStart"/>
-            <w:r>
-              <w:rPr>
-                <w:rFonts w:ascii="Times New Roman" w:hAnsi="Times New Roman" w:cs="Times New Roman"/>
-              </w:rPr>
-              <w:t>Tgl</w:t>
-            </w:r>
-            <w:proofErr w:type="spellEnd"/>
+              <w:t>Hari/Tgl</w:t>
+            </w:r>
           </w:p>
         </w:tc>
         <w:tc>
@@ -1052,21 +724,7 @@
               <w:rPr>
                 <w:rFonts w:ascii="Times New Roman" w:hAnsi="Times New Roman" w:cs="Times New Roman"/>
               </w:rPr>
-              <w:t>{</w:t>
-            </w:r>
-            <w:proofErr w:type="spellStart"/>
-            <w:r>
-              <w:rPr>
-                <w:rFonts w:ascii="Times New Roman" w:hAnsi="Times New Roman" w:cs="Times New Roman"/>
-              </w:rPr>
-              <w:t>tgl_sempro</w:t>
-            </w:r>
-            <w:proofErr w:type="spellEnd"/>
-            <w:r>
-              <w:rPr>
-                <w:rFonts w:ascii="Times New Roman" w:hAnsi="Times New Roman" w:cs="Times New Roman"/>
-              </w:rPr>
-              <w:t>}</w:t>
+              <w:t>{tgl_sempro}</w:t>
             </w:r>
           </w:p>
         </w:tc>
@@ -1118,21 +776,7 @@
               <w:rPr>
                 <w:rFonts w:ascii="Times New Roman" w:hAnsi="Times New Roman" w:cs="Times New Roman"/>
               </w:rPr>
-              <w:t>{</w:t>
-            </w:r>
-            <w:proofErr w:type="spellStart"/>
-            <w:r>
-              <w:rPr>
-                <w:rFonts w:ascii="Times New Roman" w:hAnsi="Times New Roman" w:cs="Times New Roman"/>
-              </w:rPr>
-              <w:t>waktu_sempro</w:t>
-            </w:r>
-            <w:proofErr w:type="spellEnd"/>
-            <w:r>
-              <w:rPr>
-                <w:rFonts w:ascii="Times New Roman" w:hAnsi="Times New Roman" w:cs="Times New Roman"/>
-              </w:rPr>
-              <w:t>}</w:t>
+              <w:t>{waktu_sempro}</w:t>
             </w:r>
           </w:p>
         </w:tc>
@@ -1152,14 +796,12 @@
                 <w:rFonts w:ascii="Times New Roman" w:hAnsi="Times New Roman" w:cs="Times New Roman"/>
               </w:rPr>
             </w:pPr>
-            <w:proofErr w:type="spellStart"/>
             <w:r>
               <w:rPr>
                 <w:rFonts w:ascii="Times New Roman" w:hAnsi="Times New Roman" w:cs="Times New Roman"/>
               </w:rPr>
               <w:t>Tempat</w:t>
             </w:r>
-            <w:proofErr w:type="spellEnd"/>
             <w:r>
               <w:rPr>
                 <w:rFonts w:ascii="Times New Roman" w:hAnsi="Times New Roman" w:cs="Times New Roman"/>
@@ -1192,21 +834,7 @@
               <w:rPr>
                 <w:rFonts w:ascii="Times New Roman" w:hAnsi="Times New Roman" w:cs="Times New Roman"/>
               </w:rPr>
-              <w:t>{</w:t>
-            </w:r>
-            <w:proofErr w:type="spellStart"/>
-            <w:r>
-              <w:rPr>
-                <w:rFonts w:ascii="Times New Roman" w:hAnsi="Times New Roman" w:cs="Times New Roman"/>
-              </w:rPr>
-              <w:t>tempat_sempro</w:t>
-            </w:r>
-            <w:proofErr w:type="spellEnd"/>
-            <w:r>
-              <w:rPr>
-                <w:rFonts w:ascii="Times New Roman" w:hAnsi="Times New Roman" w:cs="Times New Roman"/>
-              </w:rPr>
-              <w:t>}</w:t>
+              <w:t>{tempat_sempro}</w:t>
             </w:r>
           </w:p>
         </w:tc>
@@ -1295,117 +923,11 @@
           <w:rFonts w:ascii="Times New Roman" w:hAnsi="Times New Roman" w:cs="Times New Roman"/>
         </w:rPr>
       </w:pPr>
-      <w:proofErr w:type="spellStart"/>
-      <w:r>
-        <w:rPr>
-          <w:rFonts w:ascii="Times New Roman" w:hAnsi="Times New Roman" w:cs="Times New Roman"/>
-        </w:rPr>
-        <w:t>Demikian</w:t>
-      </w:r>
-      <w:proofErr w:type="spellEnd"/>
-      <w:r>
-        <w:rPr>
-          <w:rFonts w:ascii="Times New Roman" w:hAnsi="Times New Roman" w:cs="Times New Roman"/>
-        </w:rPr>
-        <w:t xml:space="preserve"> Surat Tugas </w:t>
-      </w:r>
-      <w:proofErr w:type="spellStart"/>
-      <w:r>
-        <w:rPr>
-          <w:rFonts w:ascii="Times New Roman" w:hAnsi="Times New Roman" w:cs="Times New Roman"/>
-        </w:rPr>
-        <w:t>ini</w:t>
-      </w:r>
-      <w:proofErr w:type="spellEnd"/>
-      <w:r>
-        <w:rPr>
-          <w:rFonts w:ascii="Times New Roman" w:hAnsi="Times New Roman" w:cs="Times New Roman"/>
-        </w:rPr>
-        <w:t xml:space="preserve"> </w:t>
-      </w:r>
-      <w:proofErr w:type="spellStart"/>
-      <w:r>
-        <w:rPr>
-          <w:rFonts w:ascii="Times New Roman" w:hAnsi="Times New Roman" w:cs="Times New Roman"/>
-        </w:rPr>
-        <w:t>dibuat</w:t>
-      </w:r>
-      <w:proofErr w:type="spellEnd"/>
-      <w:r>
-        <w:rPr>
-          <w:rFonts w:ascii="Times New Roman" w:hAnsi="Times New Roman" w:cs="Times New Roman"/>
-        </w:rPr>
-        <w:t xml:space="preserve"> </w:t>
-      </w:r>
-      <w:proofErr w:type="spellStart"/>
-      <w:r>
-        <w:rPr>
-          <w:rFonts w:ascii="Times New Roman" w:hAnsi="Times New Roman" w:cs="Times New Roman"/>
-        </w:rPr>
-        <w:t>untuk</w:t>
-      </w:r>
-      <w:proofErr w:type="spellEnd"/>
-      <w:r>
-        <w:rPr>
-          <w:rFonts w:ascii="Times New Roman" w:hAnsi="Times New Roman" w:cs="Times New Roman"/>
-        </w:rPr>
-        <w:t xml:space="preserve"> </w:t>
-      </w:r>
-      <w:proofErr w:type="spellStart"/>
-      <w:r>
-        <w:rPr>
-          <w:rFonts w:ascii="Times New Roman" w:hAnsi="Times New Roman" w:cs="Times New Roman"/>
-        </w:rPr>
-        <w:t>dapat</w:t>
-      </w:r>
-      <w:proofErr w:type="spellEnd"/>
-      <w:r>
-        <w:rPr>
-          <w:rFonts w:ascii="Times New Roman" w:hAnsi="Times New Roman" w:cs="Times New Roman"/>
-        </w:rPr>
-        <w:t xml:space="preserve"> </w:t>
-      </w:r>
-      <w:proofErr w:type="spellStart"/>
-      <w:r>
-        <w:rPr>
-          <w:rFonts w:ascii="Times New Roman" w:hAnsi="Times New Roman" w:cs="Times New Roman"/>
-        </w:rPr>
-        <w:t>dilaksanakan</w:t>
-      </w:r>
-      <w:proofErr w:type="spellEnd"/>
-      <w:r>
-        <w:rPr>
-          <w:rFonts w:ascii="Times New Roman" w:hAnsi="Times New Roman" w:cs="Times New Roman"/>
-        </w:rPr>
-        <w:t xml:space="preserve"> </w:t>
-      </w:r>
-      <w:proofErr w:type="spellStart"/>
-      <w:r>
-        <w:rPr>
-          <w:rFonts w:ascii="Times New Roman" w:hAnsi="Times New Roman" w:cs="Times New Roman"/>
-        </w:rPr>
-        <w:t>dengan</w:t>
-      </w:r>
-      <w:proofErr w:type="spellEnd"/>
-      <w:r>
-        <w:rPr>
-          <w:rFonts w:ascii="Times New Roman" w:hAnsi="Times New Roman" w:cs="Times New Roman"/>
-        </w:rPr>
-        <w:t xml:space="preserve"> </w:t>
-      </w:r>
-      <w:proofErr w:type="spellStart"/>
-      <w:r>
-        <w:rPr>
-          <w:rFonts w:ascii="Times New Roman" w:hAnsi="Times New Roman" w:cs="Times New Roman"/>
-        </w:rPr>
-        <w:t>baik</w:t>
-      </w:r>
-      <w:proofErr w:type="spellEnd"/>
-      <w:r>
-        <w:rPr>
-          <w:rFonts w:ascii="Times New Roman" w:hAnsi="Times New Roman" w:cs="Times New Roman"/>
-        </w:rPr>
-        <w:t>.</w:t>
+      <w:r>
+        <w:rPr>
+          <w:rFonts w:ascii="Times New Roman" w:hAnsi="Times New Roman" w:cs="Times New Roman"/>
+        </w:rPr>
+        <w:t>Demikian Surat Tugas ini dibuat untuk dapat dilaksanakan dengan baik.</w:t>
       </w:r>
     </w:p>
     <w:p>
@@ -1465,21 +987,7 @@
         <w:rPr>
           <w:rFonts w:ascii="Times New Roman" w:hAnsi="Times New Roman" w:cs="Times New Roman"/>
         </w:rPr>
-        <w:t>{</w:t>
-      </w:r>
-      <w:proofErr w:type="spellStart"/>
-      <w:r>
-        <w:rPr>
-          <w:rFonts w:ascii="Times New Roman" w:hAnsi="Times New Roman" w:cs="Times New Roman"/>
-        </w:rPr>
-        <w:t>tgl_surat_sempro</w:t>
-      </w:r>
-      <w:proofErr w:type="spellEnd"/>
-      <w:r>
-        <w:rPr>
-          <w:rFonts w:ascii="Times New Roman" w:hAnsi="Times New Roman" w:cs="Times New Roman"/>
-        </w:rPr>
-        <w:t>}</w:t>
+        <w:t>{tgl_surat_sempro}</w:t>
       </w:r>
     </w:p>
     <w:p>
@@ -1497,22 +1005,26 @@
         <w:rPr>
           <w:rFonts w:ascii="Times New Roman" w:hAnsi="Times New Roman" w:cs="Times New Roman"/>
         </w:rPr>
-        <w:t xml:space="preserve">Program Studi </w:t>
-      </w:r>
-      <w:r>
-        <w:rPr>
-          <w:rFonts w:ascii="Times New Roman" w:hAnsi="Times New Roman" w:cs="Times New Roman"/>
-        </w:rPr>
-        <w:t xml:space="preserve">Teknik </w:t>
-      </w:r>
-      <w:proofErr w:type="spellStart"/>
-      <w:r>
-        <w:rPr>
-          <w:rFonts w:ascii="Times New Roman" w:hAnsi="Times New Roman" w:cs="Times New Roman"/>
-        </w:rPr>
-        <w:t>Lingkungan</w:t>
-      </w:r>
-      <w:proofErr w:type="spellEnd"/>
+        <w:t>Program Studi</w:t>
+      </w:r>
+      <w:r>
+        <w:rPr>
+          <w:rFonts w:ascii="Times New Roman" w:hAnsi="Times New Roman" w:cs="Times New Roman"/>
+        </w:rPr>
+        <w:t xml:space="preserve"> S1</w:t>
+      </w:r>
+      <w:r>
+        <w:rPr>
+          <w:rFonts w:ascii="Times New Roman" w:hAnsi="Times New Roman" w:cs="Times New Roman"/>
+        </w:rPr>
+        <w:t xml:space="preserve"> </w:t>
+      </w:r>
+      <w:r>
+        <w:rPr>
+          <w:rFonts w:ascii="Times New Roman" w:hAnsi="Times New Roman" w:cs="Times New Roman"/>
+        </w:rPr>
+        <w:t>Teknik Lingkungan</w:t>
+      </w:r>
     </w:p>
     <w:p>
       <w:pPr>
@@ -1525,19 +1037,11 @@
           <w:rFonts w:ascii="Times New Roman" w:hAnsi="Times New Roman" w:cs="Times New Roman"/>
         </w:rPr>
       </w:pPr>
-      <w:proofErr w:type="spellStart"/>
-      <w:r>
-        <w:rPr>
-          <w:rFonts w:ascii="Times New Roman" w:hAnsi="Times New Roman" w:cs="Times New Roman"/>
-        </w:rPr>
-        <w:t>Fakultas</w:t>
-      </w:r>
-      <w:proofErr w:type="spellEnd"/>
-      <w:r>
-        <w:rPr>
-          <w:rFonts w:ascii="Times New Roman" w:hAnsi="Times New Roman" w:cs="Times New Roman"/>
-        </w:rPr>
-        <w:t xml:space="preserve"> Teknik</w:t>
+      <w:r>
+        <w:rPr>
+          <w:rFonts w:ascii="Times New Roman" w:hAnsi="Times New Roman" w:cs="Times New Roman"/>
+        </w:rPr>
+        <w:t>Fakultas Teknik</w:t>
       </w:r>
       <w:r>
         <w:rPr>
@@ -1549,16 +1053,8 @@
         <w:rPr>
           <w:rFonts w:ascii="Times New Roman" w:hAnsi="Times New Roman" w:cs="Times New Roman"/>
         </w:rPr>
-        <w:t xml:space="preserve">Universitas </w:t>
-      </w:r>
-      <w:proofErr w:type="spellStart"/>
-      <w:r>
-        <w:rPr>
-          <w:rFonts w:ascii="Times New Roman" w:hAnsi="Times New Roman" w:cs="Times New Roman"/>
-        </w:rPr>
-        <w:t>Diponegoro</w:t>
-      </w:r>
-      <w:proofErr w:type="spellEnd"/>
+        <w:t>Universitas Diponegoro</w:t>
+      </w:r>
     </w:p>
     <w:p>
       <w:pPr>
@@ -1571,19 +1067,11 @@
           <w:rFonts w:ascii="Times New Roman" w:hAnsi="Times New Roman" w:cs="Times New Roman"/>
         </w:rPr>
       </w:pPr>
-      <w:proofErr w:type="spellStart"/>
-      <w:r>
-        <w:rPr>
-          <w:rFonts w:ascii="Times New Roman" w:hAnsi="Times New Roman" w:cs="Times New Roman"/>
-        </w:rPr>
-        <w:t>Ketua</w:t>
-      </w:r>
-      <w:proofErr w:type="spellEnd"/>
-      <w:r>
-        <w:rPr>
-          <w:rFonts w:ascii="Times New Roman" w:hAnsi="Times New Roman" w:cs="Times New Roman"/>
-        </w:rPr>
-        <w:t>,</w:t>
+      <w:r>
+        <w:rPr>
+          <w:rFonts w:ascii="Times New Roman" w:hAnsi="Times New Roman" w:cs="Times New Roman"/>
+        </w:rPr>
+        <w:t>Ketua,</w:t>
       </w:r>
     </w:p>
     <w:p>
@@ -1655,79 +1143,7 @@
           <w:u w:val="single"/>
           <w:lang w:val="en-ID" w:eastAsia="en-ID"/>
         </w:rPr>
-        <w:t xml:space="preserve">Dr. Ir. Budi </w:t>
-      </w:r>
-      <w:proofErr w:type="spellStart"/>
-      <w:r>
-        <w:rPr>
-          <w:rFonts w:ascii="TimesNewRomanPSMT" w:eastAsia="Times New Roman" w:hAnsi="TimesNewRomanPSMT" w:cs="Times New Roman"/>
-          <w:color w:val="000000"/>
-          <w:sz w:val="24"/>
-          <w:szCs w:val="24"/>
-          <w:u w:val="single"/>
-          <w:lang w:val="en-ID" w:eastAsia="en-ID"/>
-        </w:rPr>
-        <w:t>Prasetyo</w:t>
-      </w:r>
-      <w:proofErr w:type="spellEnd"/>
-      <w:r>
-        <w:rPr>
-          <w:rFonts w:ascii="TimesNewRomanPSMT" w:eastAsia="Times New Roman" w:hAnsi="TimesNewRomanPSMT" w:cs="Times New Roman"/>
-          <w:color w:val="000000"/>
-          <w:sz w:val="24"/>
-          <w:szCs w:val="24"/>
-          <w:u w:val="single"/>
-          <w:lang w:val="en-ID" w:eastAsia="en-ID"/>
-        </w:rPr>
-        <w:t xml:space="preserve"> </w:t>
-      </w:r>
-      <w:proofErr w:type="spellStart"/>
-      <w:r>
-        <w:rPr>
-          <w:rFonts w:ascii="TimesNewRomanPSMT" w:eastAsia="Times New Roman" w:hAnsi="TimesNewRomanPSMT" w:cs="Times New Roman"/>
-          <w:color w:val="000000"/>
-          <w:sz w:val="24"/>
-          <w:szCs w:val="24"/>
-          <w:u w:val="single"/>
-          <w:lang w:val="en-ID" w:eastAsia="en-ID"/>
-        </w:rPr>
-        <w:t>Samadikun</w:t>
-      </w:r>
-      <w:proofErr w:type="spellEnd"/>
-      <w:r>
-        <w:rPr>
-          <w:rFonts w:ascii="TimesNewRomanPSMT" w:eastAsia="Times New Roman" w:hAnsi="TimesNewRomanPSMT" w:cs="Times New Roman"/>
-          <w:color w:val="000000"/>
-          <w:sz w:val="24"/>
-          <w:szCs w:val="24"/>
-          <w:u w:val="single"/>
-          <w:lang w:val="en-ID" w:eastAsia="en-ID"/>
-        </w:rPr>
-        <w:t xml:space="preserve">, S.T., </w:t>
-      </w:r>
-      <w:proofErr w:type="spellStart"/>
-      <w:r>
-        <w:rPr>
-          <w:rFonts w:ascii="TimesNewRomanPSMT" w:eastAsia="Times New Roman" w:hAnsi="TimesNewRomanPSMT" w:cs="Times New Roman"/>
-          <w:color w:val="000000"/>
-          <w:sz w:val="24"/>
-          <w:szCs w:val="24"/>
-          <w:u w:val="single"/>
-          <w:lang w:val="en-ID" w:eastAsia="en-ID"/>
-        </w:rPr>
-        <w:t>M.Si</w:t>
-      </w:r>
-      <w:proofErr w:type="spellEnd"/>
-      <w:r>
-        <w:rPr>
-          <w:rFonts w:ascii="TimesNewRomanPSMT" w:eastAsia="Times New Roman" w:hAnsi="TimesNewRomanPSMT" w:cs="Times New Roman"/>
-          <w:color w:val="000000"/>
-          <w:sz w:val="24"/>
-          <w:szCs w:val="24"/>
-          <w:u w:val="single"/>
-          <w:lang w:val="en-ID" w:eastAsia="en-ID"/>
-        </w:rPr>
-        <w:t xml:space="preserve">., IPU., ASEAN Eng. </w:t>
+        <w:t xml:space="preserve">Dr. Ir. Budi Prasetyo Samadikun, S.T., M.Si., IPU., ASEAN Eng. </w:t>
       </w:r>
     </w:p>
     <w:p>
@@ -1778,16 +1194,8 @@
         <w:rPr>
           <w:rFonts w:ascii="Times New Roman" w:hAnsi="Times New Roman" w:cs="Times New Roman"/>
         </w:rPr>
-        <w:t xml:space="preserve">Ket. Di copy 2X </w:t>
-      </w:r>
-      <w:proofErr w:type="spellStart"/>
-      <w:r>
-        <w:rPr>
-          <w:rFonts w:ascii="Times New Roman" w:hAnsi="Times New Roman" w:cs="Times New Roman"/>
-        </w:rPr>
-        <w:t>untuk</w:t>
-      </w:r>
-      <w:proofErr w:type="spellEnd"/>
+        <w:t>Ket. Di copy 2X untuk</w:t>
+      </w:r>
     </w:p>
     <w:p>
       <w:pPr>
@@ -1801,34 +1209,19 @@
           <w:rFonts w:ascii="Times New Roman" w:hAnsi="Times New Roman" w:cs="Times New Roman"/>
         </w:rPr>
       </w:pPr>
-      <w:proofErr w:type="spellStart"/>
-      <w:r>
-        <w:rPr>
-          <w:rFonts w:ascii="Times New Roman" w:hAnsi="Times New Roman" w:cs="Times New Roman"/>
-        </w:rPr>
-        <w:t>Dosbing</w:t>
-      </w:r>
-      <w:proofErr w:type="spellEnd"/>
-      <w:r>
-        <w:rPr>
-          <w:rFonts w:ascii="Times New Roman" w:hAnsi="Times New Roman" w:cs="Times New Roman"/>
-        </w:rPr>
-        <w:t xml:space="preserve"> I dan </w:t>
-      </w:r>
-      <w:proofErr w:type="spellStart"/>
-      <w:r>
-        <w:rPr>
-          <w:rFonts w:ascii="Times New Roman" w:hAnsi="Times New Roman" w:cs="Times New Roman"/>
-        </w:rPr>
-        <w:t>Dosbing</w:t>
-      </w:r>
-      <w:proofErr w:type="spellEnd"/>
-      <w:r>
-        <w:rPr>
-          <w:rFonts w:ascii="Times New Roman" w:hAnsi="Times New Roman" w:cs="Times New Roman"/>
-        </w:rPr>
-        <w:t xml:space="preserve"> II</w:t>
-      </w:r>
+      <w:r>
+        <w:rPr>
+          <w:rFonts w:ascii="Times New Roman" w:hAnsi="Times New Roman" w:cs="Times New Roman"/>
+        </w:rPr>
+        <w:t>Dosbing I dan Dosbing II</w:t>
+      </w:r>
+    </w:p>
+    <w:p>
+      <w:pPr>
+        <w:rPr>
+          <w:rFonts w:ascii="Times New Roman" w:hAnsi="Times New Roman" w:cs="Times New Roman"/>
+        </w:rPr>
+      </w:pPr>
     </w:p>
     <w:p>
       <w:pPr>
@@ -1842,11 +1235,7 @@
           <w:szCs w:val="24"/>
         </w:rPr>
       </w:pPr>
-    </w:p>
-    <w:p>
-      <w:pPr>
-        <w:spacing w:after="0" w:line="240" w:lineRule="auto"/>
-        <w:jc w:val="center"/>
+      <w:r>
         <w:rPr>
           <w:rFonts w:ascii="Times New Roman" w:hAnsi="Times New Roman" w:cs="Times New Roman"/>
           <w:b/>
@@ -1854,80 +1243,7 @@
           <w:sz w:val="24"/>
           <w:szCs w:val="24"/>
         </w:rPr>
-      </w:pPr>
-    </w:p>
-    <w:p>
-      <w:pPr>
-        <w:spacing w:after="0" w:line="240" w:lineRule="auto"/>
-        <w:jc w:val="center"/>
-        <w:rPr>
-          <w:rFonts w:ascii="Times New Roman" w:hAnsi="Times New Roman" w:cs="Times New Roman"/>
-          <w:b/>
-          <w:bCs/>
-          <w:sz w:val="24"/>
-          <w:szCs w:val="24"/>
-        </w:rPr>
-      </w:pPr>
-    </w:p>
-    <w:p>
-      <w:pPr>
-        <w:spacing w:after="0" w:line="240" w:lineRule="auto"/>
-        <w:jc w:val="center"/>
-        <w:rPr>
-          <w:rFonts w:ascii="Times New Roman" w:hAnsi="Times New Roman" w:cs="Times New Roman"/>
-          <w:b/>
-          <w:bCs/>
-          <w:sz w:val="24"/>
-          <w:szCs w:val="24"/>
-        </w:rPr>
-      </w:pPr>
-    </w:p>
-    <w:p>
-      <w:pPr>
-        <w:spacing w:after="0" w:line="240" w:lineRule="auto"/>
-        <w:jc w:val="center"/>
-        <w:rPr>
-          <w:rFonts w:ascii="Times New Roman" w:hAnsi="Times New Roman" w:cs="Times New Roman"/>
-          <w:b/>
-          <w:bCs/>
-          <w:sz w:val="24"/>
-          <w:szCs w:val="24"/>
-        </w:rPr>
-      </w:pPr>
-    </w:p>
-    <w:p>
-      <w:pPr>
-        <w:spacing w:after="0" w:line="240" w:lineRule="auto"/>
-        <w:jc w:val="center"/>
-        <w:rPr>
-          <w:rFonts w:ascii="Times New Roman" w:hAnsi="Times New Roman" w:cs="Times New Roman"/>
-          <w:b/>
-          <w:bCs/>
-          <w:sz w:val="24"/>
-          <w:szCs w:val="24"/>
-        </w:rPr>
-      </w:pPr>
-    </w:p>
-    <w:p>
-      <w:pPr>
-        <w:spacing w:after="0" w:line="240" w:lineRule="auto"/>
-        <w:jc w:val="center"/>
-        <w:rPr>
-          <w:rFonts w:ascii="Times New Roman" w:hAnsi="Times New Roman" w:cs="Times New Roman"/>
-          <w:b/>
-          <w:bCs/>
-          <w:sz w:val="24"/>
-          <w:szCs w:val="24"/>
-        </w:rPr>
-      </w:pPr>
-      <w:r>
-        <w:rPr>
-          <w:rFonts w:ascii="Times New Roman" w:hAnsi="Times New Roman" w:cs="Times New Roman"/>
-          <w:b/>
-          <w:bCs/>
-          <w:sz w:val="24"/>
-          <w:szCs w:val="24"/>
-        </w:rPr>
+        <w:lastRenderedPageBreak/>
         <w:t>BERITA ACARA</w:t>
       </w:r>
     </w:p>
@@ -2055,7 +1371,6 @@
               </w:rPr>
               <w:t xml:space="preserve"> </w:t>
             </w:r>
-            <w:proofErr w:type="gramStart"/>
             <w:r>
               <w:rPr>
                 <w:rFonts w:ascii="Times New Roman" w:hAnsi="Times New Roman" w:cs="Times New Roman"/>
@@ -2073,7 +1388,6 @@
               <w:t>:</w:t>
             </w:r>
             <w:bookmarkEnd w:id="1"/>
-            <w:proofErr w:type="gramEnd"/>
           </w:p>
         </w:tc>
         <w:tc>
@@ -2100,25 +1414,7 @@
                 <w:sz w:val="24"/>
                 <w:szCs w:val="24"/>
               </w:rPr>
-              <w:t>{</w:t>
-            </w:r>
-            <w:proofErr w:type="spellStart"/>
-            <w:r>
-              <w:rPr>
-                <w:rFonts w:ascii="Times New Roman" w:hAnsi="Times New Roman" w:cs="Times New Roman"/>
-                <w:sz w:val="24"/>
-                <w:szCs w:val="24"/>
-              </w:rPr>
-              <w:t>tgl_sempro</w:t>
-            </w:r>
-            <w:proofErr w:type="spellEnd"/>
-            <w:r>
-              <w:rPr>
-                <w:rFonts w:ascii="Times New Roman" w:hAnsi="Times New Roman" w:cs="Times New Roman"/>
-                <w:sz w:val="24"/>
-                <w:szCs w:val="24"/>
-              </w:rPr>
-              <w:t>}</w:t>
+              <w:t>{tgl_sempro}</w:t>
             </w:r>
           </w:p>
         </w:tc>
@@ -2142,7 +1438,6 @@
                 <w:szCs w:val="24"/>
               </w:rPr>
             </w:pPr>
-            <w:proofErr w:type="spellStart"/>
             <w:r>
               <w:rPr>
                 <w:rFonts w:ascii="Times New Roman" w:hAnsi="Times New Roman" w:cs="Times New Roman"/>
@@ -2151,7 +1446,6 @@
               </w:rPr>
               <w:t>Tempat</w:t>
             </w:r>
-            <w:proofErr w:type="spellEnd"/>
             <w:r>
               <w:rPr>
                 <w:rFonts w:ascii="Times New Roman" w:hAnsi="Times New Roman" w:cs="Times New Roman"/>
@@ -2166,16 +1460,7 @@
                 <w:sz w:val="24"/>
                 <w:szCs w:val="24"/>
               </w:rPr>
-              <w:t xml:space="preserve"> </w:t>
-            </w:r>
-            <w:proofErr w:type="gramStart"/>
-            <w:r>
-              <w:rPr>
-                <w:rFonts w:ascii="Times New Roman" w:hAnsi="Times New Roman" w:cs="Times New Roman"/>
-                <w:sz w:val="24"/>
-                <w:szCs w:val="24"/>
-              </w:rPr>
-              <w:t xml:space="preserve">  </w:t>
+              <w:t xml:space="preserve">   </w:t>
             </w:r>
             <w:r>
               <w:rPr>
@@ -2185,7 +1470,6 @@
               </w:rPr>
               <w:t>:</w:t>
             </w:r>
-            <w:proofErr w:type="gramEnd"/>
           </w:p>
         </w:tc>
         <w:tc>
@@ -2212,25 +1496,7 @@
                 <w:sz w:val="24"/>
                 <w:szCs w:val="24"/>
               </w:rPr>
-              <w:t>{</w:t>
-            </w:r>
-            <w:proofErr w:type="spellStart"/>
-            <w:r>
-              <w:rPr>
-                <w:rFonts w:ascii="Times New Roman" w:hAnsi="Times New Roman" w:cs="Times New Roman"/>
-                <w:sz w:val="24"/>
-                <w:szCs w:val="24"/>
-              </w:rPr>
-              <w:t>tempat_sempro</w:t>
-            </w:r>
-            <w:proofErr w:type="spellEnd"/>
-            <w:r>
-              <w:rPr>
-                <w:rFonts w:ascii="Times New Roman" w:hAnsi="Times New Roman" w:cs="Times New Roman"/>
-                <w:sz w:val="24"/>
-                <w:szCs w:val="24"/>
-              </w:rPr>
-              <w:t>}</w:t>
+              <w:t>{tempat_sempro}</w:t>
             </w:r>
           </w:p>
         </w:tc>
@@ -2267,25 +1533,7 @@
           <w:sz w:val="24"/>
           <w:szCs w:val="24"/>
         </w:rPr>
-        <w:t xml:space="preserve">Telah </w:t>
-      </w:r>
-      <w:proofErr w:type="spellStart"/>
-      <w:r>
-        <w:rPr>
-          <w:rFonts w:ascii="Times New Roman" w:hAnsi="Times New Roman" w:cs="Times New Roman"/>
-          <w:sz w:val="24"/>
-          <w:szCs w:val="24"/>
-        </w:rPr>
-        <w:t>dilangsungkan</w:t>
-      </w:r>
-      <w:proofErr w:type="spellEnd"/>
-      <w:r>
-        <w:rPr>
-          <w:rFonts w:ascii="Times New Roman" w:hAnsi="Times New Roman" w:cs="Times New Roman"/>
-          <w:sz w:val="24"/>
-          <w:szCs w:val="24"/>
-        </w:rPr>
-        <w:t xml:space="preserve"> </w:t>
+        <w:t xml:space="preserve">Telah dilangsungkan </w:t>
       </w:r>
       <w:r>
         <w:rPr>
@@ -2317,43 +1565,7 @@
           <w:sz w:val="24"/>
           <w:szCs w:val="24"/>
         </w:rPr>
-        <w:t xml:space="preserve"> </w:t>
-      </w:r>
-      <w:proofErr w:type="spellStart"/>
-      <w:r>
-        <w:rPr>
-          <w:rFonts w:ascii="Times New Roman" w:hAnsi="Times New Roman" w:cs="Times New Roman"/>
-          <w:sz w:val="24"/>
-          <w:szCs w:val="24"/>
-        </w:rPr>
-        <w:t>mahasiswa</w:t>
-      </w:r>
-      <w:proofErr w:type="spellEnd"/>
-      <w:r>
-        <w:rPr>
-          <w:rFonts w:ascii="Times New Roman" w:hAnsi="Times New Roman" w:cs="Times New Roman"/>
-          <w:sz w:val="24"/>
-          <w:szCs w:val="24"/>
-        </w:rPr>
-        <w:t xml:space="preserve"> </w:t>
-      </w:r>
-      <w:proofErr w:type="spellStart"/>
-      <w:r>
-        <w:rPr>
-          <w:rFonts w:ascii="Times New Roman" w:hAnsi="Times New Roman" w:cs="Times New Roman"/>
-          <w:sz w:val="24"/>
-          <w:szCs w:val="24"/>
-        </w:rPr>
-        <w:t>berikut</w:t>
-      </w:r>
-      <w:proofErr w:type="spellEnd"/>
-      <w:r>
-        <w:rPr>
-          <w:rFonts w:ascii="Times New Roman" w:hAnsi="Times New Roman" w:cs="Times New Roman"/>
-          <w:sz w:val="24"/>
-          <w:szCs w:val="24"/>
-        </w:rPr>
-        <w:t>:</w:t>
+        <w:t xml:space="preserve"> mahasiswa berikut:</w:t>
       </w:r>
     </w:p>
     <w:tbl>
@@ -2430,25 +1642,7 @@
                 <w:sz w:val="24"/>
                 <w:szCs w:val="24"/>
               </w:rPr>
-              <w:t>{</w:t>
-            </w:r>
-            <w:proofErr w:type="spellStart"/>
-            <w:r>
-              <w:rPr>
-                <w:rFonts w:ascii="Times New Roman" w:hAnsi="Times New Roman" w:cs="Times New Roman"/>
-                <w:sz w:val="24"/>
-                <w:szCs w:val="24"/>
-              </w:rPr>
-              <w:t>nama_mhs</w:t>
-            </w:r>
-            <w:proofErr w:type="spellEnd"/>
-            <w:r>
-              <w:rPr>
-                <w:rFonts w:ascii="Times New Roman" w:hAnsi="Times New Roman" w:cs="Times New Roman"/>
-                <w:sz w:val="24"/>
-                <w:szCs w:val="24"/>
-              </w:rPr>
-              <w:t>}</w:t>
+              <w:t>{nama_mhs}</w:t>
             </w:r>
           </w:p>
         </w:tc>
@@ -2534,7 +1728,6 @@
                 <w:szCs w:val="24"/>
               </w:rPr>
             </w:pPr>
-            <w:proofErr w:type="spellStart"/>
             <w:r>
               <w:rPr>
                 <w:rFonts w:ascii="Times New Roman" w:hAnsi="Times New Roman" w:cs="Times New Roman"/>
@@ -2543,7 +1736,6 @@
               </w:rPr>
               <w:t>Judul</w:t>
             </w:r>
-            <w:proofErr w:type="spellEnd"/>
           </w:p>
         </w:tc>
         <w:tc>
@@ -2574,25 +1766,7 @@
                 <w:sz w:val="24"/>
                 <w:szCs w:val="24"/>
               </w:rPr>
-              <w:t>{</w:t>
-            </w:r>
-            <w:proofErr w:type="spellStart"/>
-            <w:r>
-              <w:rPr>
-                <w:rFonts w:ascii="Times New Roman" w:hAnsi="Times New Roman" w:cs="Times New Roman"/>
-                <w:sz w:val="24"/>
-                <w:szCs w:val="24"/>
-              </w:rPr>
-              <w:t>judul_ta</w:t>
-            </w:r>
-            <w:proofErr w:type="spellEnd"/>
-            <w:r>
-              <w:rPr>
-                <w:rFonts w:ascii="Times New Roman" w:hAnsi="Times New Roman" w:cs="Times New Roman"/>
-                <w:sz w:val="24"/>
-                <w:szCs w:val="24"/>
-              </w:rPr>
-              <w:t>}</w:t>
+              <w:t>{judul_ta}</w:t>
             </w:r>
           </w:p>
         </w:tc>
@@ -2644,23 +1818,13 @@
                 <w:szCs w:val="24"/>
               </w:rPr>
             </w:pPr>
-            <w:proofErr w:type="spellStart"/>
-            <w:r>
-              <w:rPr>
-                <w:rFonts w:ascii="Times New Roman" w:hAnsi="Times New Roman" w:cs="Times New Roman"/>
-                <w:sz w:val="24"/>
-                <w:szCs w:val="24"/>
-              </w:rPr>
-              <w:t>Pembimbing</w:t>
-            </w:r>
-            <w:proofErr w:type="spellEnd"/>
-            <w:r>
-              <w:rPr>
-                <w:rFonts w:ascii="Times New Roman" w:hAnsi="Times New Roman" w:cs="Times New Roman"/>
-                <w:sz w:val="24"/>
-                <w:szCs w:val="24"/>
-              </w:rPr>
-              <w:t xml:space="preserve"> I</w:t>
+            <w:r>
+              <w:rPr>
+                <w:rFonts w:ascii="Times New Roman" w:hAnsi="Times New Roman" w:cs="Times New Roman"/>
+                <w:sz w:val="24"/>
+                <w:szCs w:val="24"/>
+              </w:rPr>
+              <w:t>Pembimbing I</w:t>
             </w:r>
           </w:p>
         </w:tc>
@@ -2713,7 +1877,6 @@
                 <w:szCs w:val="24"/>
               </w:rPr>
             </w:pPr>
-            <w:proofErr w:type="spellStart"/>
             <w:r>
               <w:rPr>
                 <w:rFonts w:ascii="Times New Roman" w:hAnsi="Times New Roman" w:cs="Times New Roman"/>
@@ -2722,7 +1885,6 @@
               </w:rPr>
               <w:t>Pembimbing</w:t>
             </w:r>
-            <w:proofErr w:type="spellEnd"/>
             <w:r>
               <w:rPr>
                 <w:rFonts w:ascii="Times New Roman" w:hAnsi="Times New Roman" w:cs="Times New Roman"/>
@@ -2798,16 +1960,46 @@
           <w:szCs w:val="24"/>
         </w:rPr>
       </w:pPr>
-      <w:proofErr w:type="spellStart"/>
-      <w:r>
-        <w:rPr>
-          <w:rFonts w:ascii="Times New Roman" w:hAnsi="Times New Roman" w:cs="Times New Roman"/>
-          <w:sz w:val="24"/>
-          <w:szCs w:val="24"/>
-        </w:rPr>
-        <w:t>Berdasarkan</w:t>
-      </w:r>
-      <w:proofErr w:type="spellEnd"/>
+      <w:r>
+        <w:rPr>
+          <w:rFonts w:ascii="Times New Roman" w:hAnsi="Times New Roman" w:cs="Times New Roman"/>
+          <w:sz w:val="24"/>
+          <w:szCs w:val="24"/>
+        </w:rPr>
+        <w:t xml:space="preserve">Berdasarkan hasil </w:t>
+      </w:r>
+      <w:r>
+        <w:rPr>
+          <w:rFonts w:ascii="Times New Roman" w:hAnsi="Times New Roman" w:cs="Times New Roman"/>
+          <w:sz w:val="24"/>
+          <w:szCs w:val="24"/>
+        </w:rPr>
+        <w:t xml:space="preserve">Keputusan Tim </w:t>
+      </w:r>
+      <w:r>
+        <w:rPr>
+          <w:rFonts w:ascii="Times New Roman" w:hAnsi="Times New Roman" w:cs="Times New Roman"/>
+          <w:sz w:val="24"/>
+          <w:szCs w:val="24"/>
+        </w:rPr>
+        <w:t xml:space="preserve">Pembimbing &amp; </w:t>
+      </w:r>
+      <w:r>
+        <w:rPr>
+          <w:rFonts w:ascii="Times New Roman" w:hAnsi="Times New Roman" w:cs="Times New Roman"/>
+          <w:sz w:val="24"/>
+          <w:szCs w:val="24"/>
+        </w:rPr>
+        <w:t>Penguji Seminar Tugas Akhir</w:t>
+      </w:r>
+      <w:r>
+        <w:rPr>
+          <w:rFonts w:ascii="Times New Roman" w:hAnsi="Times New Roman" w:cs="Times New Roman"/>
+          <w:sz w:val="24"/>
+          <w:szCs w:val="24"/>
+        </w:rPr>
+        <w:t>, mahasiswa</w:t>
+      </w:r>
       <w:r>
         <w:rPr>
           <w:rFonts w:ascii="Times New Roman" w:hAnsi="Times New Roman" w:cs="Times New Roman"/>
@@ -2816,111 +2008,13 @@
         </w:rPr>
         <w:t xml:space="preserve"> </w:t>
       </w:r>
-      <w:proofErr w:type="spellStart"/>
-      <w:r>
-        <w:rPr>
-          <w:rFonts w:ascii="Times New Roman" w:hAnsi="Times New Roman" w:cs="Times New Roman"/>
-          <w:sz w:val="24"/>
-          <w:szCs w:val="24"/>
-        </w:rPr>
-        <w:t>hasil</w:t>
-      </w:r>
-      <w:proofErr w:type="spellEnd"/>
-      <w:r>
-        <w:rPr>
-          <w:rFonts w:ascii="Times New Roman" w:hAnsi="Times New Roman" w:cs="Times New Roman"/>
-          <w:sz w:val="24"/>
-          <w:szCs w:val="24"/>
-        </w:rPr>
-        <w:t xml:space="preserve"> </w:t>
-      </w:r>
-      <w:r>
-        <w:rPr>
-          <w:rFonts w:ascii="Times New Roman" w:hAnsi="Times New Roman" w:cs="Times New Roman"/>
-          <w:sz w:val="24"/>
-          <w:szCs w:val="24"/>
-        </w:rPr>
-        <w:t xml:space="preserve">Keputusan Tim </w:t>
-      </w:r>
-      <w:proofErr w:type="spellStart"/>
-      <w:r>
-        <w:rPr>
-          <w:rFonts w:ascii="Times New Roman" w:hAnsi="Times New Roman" w:cs="Times New Roman"/>
-          <w:sz w:val="24"/>
-          <w:szCs w:val="24"/>
-        </w:rPr>
-        <w:t>Pembimbing</w:t>
-      </w:r>
-      <w:proofErr w:type="spellEnd"/>
-      <w:r>
-        <w:rPr>
-          <w:rFonts w:ascii="Times New Roman" w:hAnsi="Times New Roman" w:cs="Times New Roman"/>
-          <w:sz w:val="24"/>
-          <w:szCs w:val="24"/>
-        </w:rPr>
-        <w:t xml:space="preserve"> &amp; </w:t>
-      </w:r>
-      <w:proofErr w:type="spellStart"/>
-      <w:r>
-        <w:rPr>
-          <w:rFonts w:ascii="Times New Roman" w:hAnsi="Times New Roman" w:cs="Times New Roman"/>
-          <w:sz w:val="24"/>
-          <w:szCs w:val="24"/>
-        </w:rPr>
-        <w:t>Penguji</w:t>
-      </w:r>
-      <w:proofErr w:type="spellEnd"/>
-      <w:r>
-        <w:rPr>
-          <w:rFonts w:ascii="Times New Roman" w:hAnsi="Times New Roman" w:cs="Times New Roman"/>
-          <w:sz w:val="24"/>
-          <w:szCs w:val="24"/>
-        </w:rPr>
-        <w:t xml:space="preserve"> Seminar Tugas Akhir</w:t>
-      </w:r>
-      <w:r>
-        <w:rPr>
-          <w:rFonts w:ascii="Times New Roman" w:hAnsi="Times New Roman" w:cs="Times New Roman"/>
-          <w:sz w:val="24"/>
-          <w:szCs w:val="24"/>
-        </w:rPr>
-        <w:t xml:space="preserve">, </w:t>
-      </w:r>
-      <w:proofErr w:type="spellStart"/>
-      <w:r>
-        <w:rPr>
-          <w:rFonts w:ascii="Times New Roman" w:hAnsi="Times New Roman" w:cs="Times New Roman"/>
-          <w:sz w:val="24"/>
-          <w:szCs w:val="24"/>
-        </w:rPr>
-        <w:t>mahasiswa</w:t>
-      </w:r>
-      <w:proofErr w:type="spellEnd"/>
-      <w:r>
-        <w:rPr>
-          <w:rFonts w:ascii="Times New Roman" w:hAnsi="Times New Roman" w:cs="Times New Roman"/>
-          <w:sz w:val="24"/>
-          <w:szCs w:val="24"/>
-        </w:rPr>
-        <w:t xml:space="preserve"> </w:t>
-      </w:r>
-      <w:proofErr w:type="spellStart"/>
-      <w:r>
-        <w:rPr>
-          <w:rFonts w:ascii="Times New Roman" w:hAnsi="Times New Roman" w:cs="Times New Roman"/>
-          <w:sz w:val="24"/>
-          <w:szCs w:val="24"/>
-        </w:rPr>
-        <w:t>tersebut</w:t>
-      </w:r>
-      <w:proofErr w:type="spellEnd"/>
-      <w:r>
-        <w:rPr>
-          <w:rFonts w:ascii="Times New Roman" w:hAnsi="Times New Roman" w:cs="Times New Roman"/>
-          <w:sz w:val="24"/>
-          <w:szCs w:val="24"/>
-        </w:rPr>
-        <w:t>:</w:t>
+      <w:r>
+        <w:rPr>
+          <w:rFonts w:ascii="Times New Roman" w:hAnsi="Times New Roman" w:cs="Times New Roman"/>
+          <w:sz w:val="24"/>
+          <w:szCs w:val="24"/>
+        </w:rPr>
+        <w:t>tersebut:</w:t>
       </w:r>
     </w:p>
     <w:p>
@@ -2934,7 +2028,6 @@
           <w:szCs w:val="24"/>
         </w:rPr>
       </w:pPr>
-      <w:proofErr w:type="spellStart"/>
       <w:r>
         <w:rPr>
           <w:rFonts w:ascii="Times New Roman" w:hAnsi="Times New Roman" w:cs="Times New Roman"/>
@@ -2943,7 +2036,6 @@
         </w:rPr>
         <w:t>Dinyatakan</w:t>
       </w:r>
-      <w:proofErr w:type="spellEnd"/>
       <w:r>
         <w:rPr>
           <w:rFonts w:ascii="Times New Roman" w:hAnsi="Times New Roman" w:cs="Times New Roman"/>
@@ -2981,7 +2073,6 @@
           <w:szCs w:val="24"/>
         </w:rPr>
       </w:pPr>
-      <w:proofErr w:type="spellStart"/>
       <w:r>
         <w:rPr>
           <w:rFonts w:ascii="Times New Roman" w:hAnsi="Times New Roman" w:cs="Times New Roman"/>
@@ -2990,7 +2081,6 @@
         </w:rPr>
         <w:t>Catatan</w:t>
       </w:r>
-      <w:proofErr w:type="spellEnd"/>
       <w:r>
         <w:rPr>
           <w:rFonts w:ascii="Times New Roman" w:hAnsi="Times New Roman" w:cs="Times New Roman"/>
@@ -3395,25 +2485,7 @@
           <w:sz w:val="24"/>
           <w:szCs w:val="24"/>
         </w:rPr>
-        <w:t>{</w:t>
-      </w:r>
-      <w:proofErr w:type="spellStart"/>
-      <w:r>
-        <w:rPr>
-          <w:rFonts w:ascii="Times New Roman" w:hAnsi="Times New Roman" w:cs="Times New Roman"/>
-          <w:sz w:val="24"/>
-          <w:szCs w:val="24"/>
-        </w:rPr>
-        <w:t>tgl_sempro</w:t>
-      </w:r>
-      <w:proofErr w:type="spellEnd"/>
-      <w:r>
-        <w:rPr>
-          <w:rFonts w:ascii="Times New Roman" w:hAnsi="Times New Roman" w:cs="Times New Roman"/>
-          <w:sz w:val="24"/>
-          <w:szCs w:val="24"/>
-        </w:rPr>
-        <w:t>}</w:t>
+        <w:t>{tgl_sempro}</w:t>
       </w:r>
     </w:p>
     <w:p>
@@ -3426,23 +2498,13 @@
           <w:szCs w:val="24"/>
         </w:rPr>
       </w:pPr>
-      <w:proofErr w:type="spellStart"/>
-      <w:r>
-        <w:rPr>
-          <w:rFonts w:ascii="Times New Roman" w:hAnsi="Times New Roman" w:cs="Times New Roman"/>
-          <w:sz w:val="24"/>
-          <w:szCs w:val="24"/>
-        </w:rPr>
-        <w:t>Ketua</w:t>
-      </w:r>
-      <w:proofErr w:type="spellEnd"/>
-      <w:r>
-        <w:rPr>
-          <w:rFonts w:ascii="Times New Roman" w:hAnsi="Times New Roman" w:cs="Times New Roman"/>
-          <w:sz w:val="24"/>
-          <w:szCs w:val="24"/>
-        </w:rPr>
-        <w:t xml:space="preserve"> Tim</w:t>
+      <w:r>
+        <w:rPr>
+          <w:rFonts w:ascii="Times New Roman" w:hAnsi="Times New Roman" w:cs="Times New Roman"/>
+          <w:sz w:val="24"/>
+          <w:szCs w:val="24"/>
+        </w:rPr>
+        <w:t>Ketua Tim</w:t>
       </w:r>
       <w:r>
         <w:rPr>
@@ -3476,6 +2538,17 @@
         </w:rPr>
         <w:t>,</w:t>
       </w:r>
+    </w:p>
+    <w:p>
+      <w:pPr>
+        <w:spacing w:after="0"/>
+        <w:jc w:val="both"/>
+        <w:rPr>
+          <w:rFonts w:ascii="Times New Roman" w:hAnsi="Times New Roman" w:cs="Times New Roman"/>
+          <w:sz w:val="24"/>
+          <w:szCs w:val="24"/>
+        </w:rPr>
+      </w:pPr>
     </w:p>
     <w:p>
       <w:pPr>
@@ -3639,18 +2712,8 @@
                 <w:sz w:val="24"/>
                 <w:szCs w:val="24"/>
               </w:rPr>
-              <w:t xml:space="preserve">Nama </w:t>
-            </w:r>
-            <w:proofErr w:type="spellStart"/>
-            <w:r>
-              <w:rPr>
-                <w:rFonts w:ascii="Times New Roman" w:hAnsi="Times New Roman" w:cs="Times New Roman"/>
-                <w:sz w:val="24"/>
-                <w:szCs w:val="24"/>
-              </w:rPr>
-              <w:t>Mahasiswa</w:t>
-            </w:r>
-            <w:proofErr w:type="spellEnd"/>
+              <w:t>Nama Mahasiswa</w:t>
+            </w:r>
           </w:p>
         </w:tc>
         <w:tc>
@@ -3685,25 +2748,7 @@
                 <w:sz w:val="24"/>
                 <w:szCs w:val="24"/>
               </w:rPr>
-              <w:t>{</w:t>
-            </w:r>
-            <w:proofErr w:type="spellStart"/>
-            <w:r>
-              <w:rPr>
-                <w:rFonts w:ascii="Times New Roman" w:hAnsi="Times New Roman" w:cs="Times New Roman"/>
-                <w:sz w:val="24"/>
-                <w:szCs w:val="24"/>
-              </w:rPr>
-              <w:t>nama_mhs</w:t>
-            </w:r>
-            <w:proofErr w:type="spellEnd"/>
-            <w:r>
-              <w:rPr>
-                <w:rFonts w:ascii="Times New Roman" w:hAnsi="Times New Roman" w:cs="Times New Roman"/>
-                <w:sz w:val="24"/>
-                <w:szCs w:val="24"/>
-              </w:rPr>
-              <w:t>}</w:t>
+              <w:t>{nama_mhs}</w:t>
             </w:r>
           </w:p>
         </w:tc>
@@ -3784,23 +2829,13 @@
                 <w:szCs w:val="24"/>
               </w:rPr>
             </w:pPr>
-            <w:proofErr w:type="spellStart"/>
-            <w:r>
-              <w:rPr>
-                <w:rFonts w:ascii="Times New Roman" w:hAnsi="Times New Roman" w:cs="Times New Roman"/>
-                <w:sz w:val="24"/>
-                <w:szCs w:val="24"/>
-              </w:rPr>
-              <w:t>Tanggal</w:t>
-            </w:r>
-            <w:proofErr w:type="spellEnd"/>
-            <w:r>
-              <w:rPr>
-                <w:rFonts w:ascii="Times New Roman" w:hAnsi="Times New Roman" w:cs="Times New Roman"/>
-                <w:sz w:val="24"/>
-                <w:szCs w:val="24"/>
-              </w:rPr>
-              <w:t xml:space="preserve"> Seminar</w:t>
+            <w:r>
+              <w:rPr>
+                <w:rFonts w:ascii="Times New Roman" w:hAnsi="Times New Roman" w:cs="Times New Roman"/>
+                <w:sz w:val="24"/>
+                <w:szCs w:val="24"/>
+              </w:rPr>
+              <w:t>Tanggal Seminar</w:t>
             </w:r>
           </w:p>
         </w:tc>
@@ -3833,25 +2868,7 @@
                 <w:sz w:val="24"/>
                 <w:szCs w:val="24"/>
               </w:rPr>
-              <w:t>{</w:t>
-            </w:r>
-            <w:proofErr w:type="spellStart"/>
-            <w:r>
-              <w:rPr>
-                <w:rFonts w:ascii="Times New Roman" w:hAnsi="Times New Roman" w:cs="Times New Roman"/>
-                <w:sz w:val="24"/>
-                <w:szCs w:val="24"/>
-              </w:rPr>
-              <w:t>tgl_sempro</w:t>
-            </w:r>
-            <w:proofErr w:type="spellEnd"/>
-            <w:r>
-              <w:rPr>
-                <w:rFonts w:ascii="Times New Roman" w:hAnsi="Times New Roman" w:cs="Times New Roman"/>
-                <w:sz w:val="24"/>
-                <w:szCs w:val="24"/>
-              </w:rPr>
-              <w:t>}</w:t>
+              <w:t>{tgl_sempro}</w:t>
             </w:r>
           </w:p>
         </w:tc>
@@ -3878,18 +2895,8 @@
                 <w:sz w:val="24"/>
                 <w:szCs w:val="24"/>
               </w:rPr>
-              <w:t xml:space="preserve">Dosen </w:t>
-            </w:r>
-            <w:proofErr w:type="spellStart"/>
-            <w:r>
-              <w:rPr>
-                <w:rFonts w:ascii="Times New Roman" w:hAnsi="Times New Roman" w:cs="Times New Roman"/>
-                <w:sz w:val="24"/>
-                <w:szCs w:val="24"/>
-              </w:rPr>
-              <w:t>Pembimbing</w:t>
-            </w:r>
-            <w:proofErr w:type="spellEnd"/>
+              <w:t>Dosen Pembimbing</w:t>
+            </w:r>
             <w:r>
               <w:rPr>
                 <w:rFonts w:ascii="Times New Roman" w:hAnsi="Times New Roman" w:cs="Times New Roman"/>
@@ -4066,25 +3073,7 @@
                 <w:sz w:val="24"/>
                 <w:szCs w:val="24"/>
               </w:rPr>
-              <w:t>{</w:t>
-            </w:r>
-            <w:proofErr w:type="spellStart"/>
-            <w:r>
-              <w:rPr>
-                <w:rFonts w:ascii="Times New Roman" w:hAnsi="Times New Roman" w:cs="Times New Roman"/>
-                <w:sz w:val="24"/>
-                <w:szCs w:val="24"/>
-              </w:rPr>
-              <w:t>judul_ta</w:t>
-            </w:r>
-            <w:proofErr w:type="spellEnd"/>
-            <w:r>
-              <w:rPr>
-                <w:rFonts w:ascii="Times New Roman" w:hAnsi="Times New Roman" w:cs="Times New Roman"/>
-                <w:sz w:val="24"/>
-                <w:szCs w:val="24"/>
-              </w:rPr>
-              <w:t>}</w:t>
+              <w:t>{judul_ta}</w:t>
             </w:r>
           </w:p>
         </w:tc>
@@ -4711,23 +3700,13 @@
           <w:szCs w:val="24"/>
         </w:rPr>
       </w:pPr>
-      <w:proofErr w:type="spellStart"/>
-      <w:r>
-        <w:rPr>
-          <w:rFonts w:ascii="Times New Roman" w:hAnsi="Times New Roman" w:cs="Times New Roman"/>
-          <w:sz w:val="24"/>
-          <w:szCs w:val="24"/>
-        </w:rPr>
-        <w:t>Pembimbing</w:t>
-      </w:r>
-      <w:proofErr w:type="spellEnd"/>
-      <w:r>
-        <w:rPr>
-          <w:rFonts w:ascii="Times New Roman" w:hAnsi="Times New Roman" w:cs="Times New Roman"/>
-          <w:sz w:val="24"/>
-          <w:szCs w:val="24"/>
-        </w:rPr>
-        <w:t xml:space="preserve"> 1,</w:t>
+      <w:r>
+        <w:rPr>
+          <w:rFonts w:ascii="Times New Roman" w:hAnsi="Times New Roman" w:cs="Times New Roman"/>
+          <w:sz w:val="24"/>
+          <w:szCs w:val="24"/>
+        </w:rPr>
+        <w:t>Pembimbing 1,</w:t>
       </w:r>
     </w:p>
     <w:p>
@@ -4886,18 +3865,8 @@
                 <w:sz w:val="24"/>
                 <w:szCs w:val="24"/>
               </w:rPr>
-              <w:t xml:space="preserve">Nama </w:t>
-            </w:r>
-            <w:proofErr w:type="spellStart"/>
-            <w:r>
-              <w:rPr>
-                <w:rFonts w:ascii="Times New Roman" w:hAnsi="Times New Roman" w:cs="Times New Roman"/>
-                <w:sz w:val="24"/>
-                <w:szCs w:val="24"/>
-              </w:rPr>
-              <w:t>Mahasiswa</w:t>
-            </w:r>
-            <w:proofErr w:type="spellEnd"/>
+              <w:t>Nama Mahasiswa</w:t>
+            </w:r>
           </w:p>
         </w:tc>
         <w:tc>
@@ -4931,25 +3900,7 @@
                 <w:sz w:val="24"/>
                 <w:szCs w:val="24"/>
               </w:rPr>
-              <w:t>{</w:t>
-            </w:r>
-            <w:proofErr w:type="spellStart"/>
-            <w:r>
-              <w:rPr>
-                <w:rFonts w:ascii="Times New Roman" w:hAnsi="Times New Roman" w:cs="Times New Roman"/>
-                <w:sz w:val="24"/>
-                <w:szCs w:val="24"/>
-              </w:rPr>
-              <w:t>nama_mhs</w:t>
-            </w:r>
-            <w:proofErr w:type="spellEnd"/>
-            <w:r>
-              <w:rPr>
-                <w:rFonts w:ascii="Times New Roman" w:hAnsi="Times New Roman" w:cs="Times New Roman"/>
-                <w:sz w:val="24"/>
-                <w:szCs w:val="24"/>
-              </w:rPr>
-              <w:t>}</w:t>
+              <w:t>{nama_mhs}</w:t>
             </w:r>
           </w:p>
         </w:tc>
@@ -5024,23 +3975,13 @@
                 <w:szCs w:val="24"/>
               </w:rPr>
             </w:pPr>
-            <w:proofErr w:type="spellStart"/>
-            <w:r>
-              <w:rPr>
-                <w:rFonts w:ascii="Times New Roman" w:hAnsi="Times New Roman" w:cs="Times New Roman"/>
-                <w:sz w:val="24"/>
-                <w:szCs w:val="24"/>
-              </w:rPr>
-              <w:t>Tanggal</w:t>
-            </w:r>
-            <w:proofErr w:type="spellEnd"/>
-            <w:r>
-              <w:rPr>
-                <w:rFonts w:ascii="Times New Roman" w:hAnsi="Times New Roman" w:cs="Times New Roman"/>
-                <w:sz w:val="24"/>
-                <w:szCs w:val="24"/>
-              </w:rPr>
-              <w:t xml:space="preserve"> Seminar</w:t>
+            <w:r>
+              <w:rPr>
+                <w:rFonts w:ascii="Times New Roman" w:hAnsi="Times New Roman" w:cs="Times New Roman"/>
+                <w:sz w:val="24"/>
+                <w:szCs w:val="24"/>
+              </w:rPr>
+              <w:t>Tanggal Seminar</w:t>
             </w:r>
           </w:p>
         </w:tc>
@@ -5071,25 +4012,7 @@
                 <w:sz w:val="24"/>
                 <w:szCs w:val="24"/>
               </w:rPr>
-              <w:t>{</w:t>
-            </w:r>
-            <w:proofErr w:type="spellStart"/>
-            <w:r>
-              <w:rPr>
-                <w:rFonts w:ascii="Times New Roman" w:hAnsi="Times New Roman" w:cs="Times New Roman"/>
-                <w:sz w:val="24"/>
-                <w:szCs w:val="24"/>
-              </w:rPr>
-              <w:t>tgl_sempro</w:t>
-            </w:r>
-            <w:proofErr w:type="spellEnd"/>
-            <w:r>
-              <w:rPr>
-                <w:rFonts w:ascii="Times New Roman" w:hAnsi="Times New Roman" w:cs="Times New Roman"/>
-                <w:sz w:val="24"/>
-                <w:szCs w:val="24"/>
-              </w:rPr>
-              <w:t>}</w:t>
+              <w:t>{tgl_sempro}</w:t>
             </w:r>
           </w:p>
         </w:tc>
@@ -5114,25 +4037,7 @@
                 <w:sz w:val="24"/>
                 <w:szCs w:val="24"/>
               </w:rPr>
-              <w:t xml:space="preserve">Dosen </w:t>
-            </w:r>
-            <w:proofErr w:type="spellStart"/>
-            <w:r>
-              <w:rPr>
-                <w:rFonts w:ascii="Times New Roman" w:hAnsi="Times New Roman" w:cs="Times New Roman"/>
-                <w:sz w:val="24"/>
-                <w:szCs w:val="24"/>
-              </w:rPr>
-              <w:t>Pembimbing</w:t>
-            </w:r>
-            <w:proofErr w:type="spellEnd"/>
-            <w:r>
-              <w:rPr>
-                <w:rFonts w:ascii="Times New Roman" w:hAnsi="Times New Roman" w:cs="Times New Roman"/>
-                <w:sz w:val="24"/>
-                <w:szCs w:val="24"/>
-              </w:rPr>
-              <w:t xml:space="preserve"> II</w:t>
+              <w:t>Dosen Pembimbing II</w:t>
             </w:r>
           </w:p>
         </w:tc>
@@ -5284,25 +4189,7 @@
                 <w:sz w:val="24"/>
                 <w:szCs w:val="24"/>
               </w:rPr>
-              <w:t>{</w:t>
-            </w:r>
-            <w:proofErr w:type="spellStart"/>
-            <w:r>
-              <w:rPr>
-                <w:rFonts w:ascii="Times New Roman" w:hAnsi="Times New Roman" w:cs="Times New Roman"/>
-                <w:sz w:val="24"/>
-                <w:szCs w:val="24"/>
-              </w:rPr>
-              <w:t>judul_ta</w:t>
-            </w:r>
-            <w:proofErr w:type="spellEnd"/>
-            <w:r>
-              <w:rPr>
-                <w:rFonts w:ascii="Times New Roman" w:hAnsi="Times New Roman" w:cs="Times New Roman"/>
-                <w:sz w:val="24"/>
-                <w:szCs w:val="24"/>
-              </w:rPr>
-              <w:t>}</w:t>
+              <w:t>{judul_ta}</w:t>
             </w:r>
           </w:p>
         </w:tc>
@@ -5913,23 +4800,13 @@
           <w:szCs w:val="24"/>
         </w:rPr>
       </w:pPr>
-      <w:proofErr w:type="spellStart"/>
-      <w:r>
-        <w:rPr>
-          <w:rFonts w:ascii="Times New Roman" w:hAnsi="Times New Roman" w:cs="Times New Roman"/>
-          <w:sz w:val="24"/>
-          <w:szCs w:val="24"/>
-        </w:rPr>
-        <w:t>Pembimbing</w:t>
-      </w:r>
-      <w:proofErr w:type="spellEnd"/>
-      <w:r>
-        <w:rPr>
-          <w:rFonts w:ascii="Times New Roman" w:hAnsi="Times New Roman" w:cs="Times New Roman"/>
-          <w:sz w:val="24"/>
-          <w:szCs w:val="24"/>
-        </w:rPr>
-        <w:t xml:space="preserve"> 2,</w:t>
+      <w:r>
+        <w:rPr>
+          <w:rFonts w:ascii="Times New Roman" w:hAnsi="Times New Roman" w:cs="Times New Roman"/>
+          <w:sz w:val="24"/>
+          <w:szCs w:val="24"/>
+        </w:rPr>
+        <w:t>Pembimbing 2,</w:t>
       </w:r>
     </w:p>
     <w:p>
@@ -6060,7 +4937,7 @@
 </file>
 
 <file path=word/endnotes.xml><?xml version="1.0" encoding="utf-8"?>
-<w:endnotes xmlns:wpc="http://schemas.microsoft.com/office/word/2010/wordprocessingCanvas" xmlns:cx="http://schemas.microsoft.com/office/drawing/2014/chartex" xmlns:cx1="http://schemas.microsoft.com/office/drawing/2015/9/8/chartex" xmlns:cx2="http://schemas.microsoft.com/office/drawing/2015/10/21/chartex" xmlns:cx3="http://schemas.microsoft.com/office/drawing/2016/5/9/chartex" xmlns:cx4="http://schemas.microsoft.com/office/drawing/2016/5/10/chartex" xmlns:cx5="http://schemas.microsoft.com/office/drawing/2016/5/11/chartex" xmlns:cx6="http://schemas.microsoft.com/office/drawing/2016/5/12/chartex" xmlns:cx7="http://schemas.microsoft.com/office/drawing/2016/5/13/chartex" xmlns:cx8="http://schemas.microsoft.com/office/drawing/2016/5/14/chartex" xmlns:mc="http://schemas.openxmlformats.org/markup-compatibility/2006" xmlns:aink="http://schemas.microsoft.com/office/drawing/2016/ink" xmlns:am3d="http://schemas.microsoft.com/office/drawing/2017/model3d" xmlns:o="urn:schemas-microsoft-com:office:office" xmlns:oel="http://schemas.microsoft.com/office/2019/extlst" xmlns:r="http://schemas.openxmlformats.org/officeDocument/2006/relationships" xmlns:m="http://schemas.openxmlformats.org/officeDocument/2006/math" xmlns:v="urn:schemas-microsoft-com:vml" xmlns:wp14="http://schemas.microsoft.com/office/word/2010/wordprocessingDrawing" xmlns:wp="http://schemas.openxmlformats.org/drawingml/2006/wordprocessingDrawing" xmlns:w10="urn:schemas-microsoft-com:office:word" xmlns:w="http://schemas.openxmlformats.org/wordprocessingml/2006/main" xmlns:w14="http://schemas.microsoft.com/office/word/2010/wordml" xmlns:w15="http://schemas.microsoft.com/office/word/2012/wordml" xmlns:w16cei="http://schemas.microsoft.com/office/word/2026/wordml/cei" xmlns:w16cex="http://schemas.microsoft.com/office/word/2018/wordml/cex" xmlns:w16cid="http://schemas.microsoft.com/office/word/2016/wordml/cid" xmlns:w16="http://schemas.microsoft.com/office/word/2018/wordml" xmlns:w16du="http://schemas.microsoft.com/office/word/2023/wordml/word16du" xmlns:w16sdtdh="http://schemas.microsoft.com/office/word/2020/wordml/sdtdatahash" xmlns:w16sdtfl="http://schemas.microsoft.com/office/word/2024/wordml/sdtformatlock" xmlns:w16se="http://schemas.microsoft.com/office/word/2015/wordml/symex" xmlns:wpg="http://schemas.microsoft.com/office/word/2010/wordprocessingGroup" xmlns:wpi="http://schemas.microsoft.com/office/word/2010/wordprocessingInk" xmlns:wne="http://schemas.microsoft.com/office/word/2006/wordml" xmlns:wps="http://schemas.microsoft.com/office/word/2010/wordprocessingShape" mc:Ignorable="w14 w15 w16se w16cid w16 w16cex w16sdtdh w16sdtfl w16du wp14">
+<w:endnotes xmlns:wpc="http://schemas.microsoft.com/office/word/2010/wordprocessingCanvas" xmlns:cx="http://schemas.microsoft.com/office/drawing/2014/chartex" xmlns:cx1="http://schemas.microsoft.com/office/drawing/2015/9/8/chartex" xmlns:cx2="http://schemas.microsoft.com/office/drawing/2015/10/21/chartex" xmlns:cx3="http://schemas.microsoft.com/office/drawing/2016/5/9/chartex" xmlns:cx4="http://schemas.microsoft.com/office/drawing/2016/5/10/chartex" xmlns:cx5="http://schemas.microsoft.com/office/drawing/2016/5/11/chartex" xmlns:cx6="http://schemas.microsoft.com/office/drawing/2016/5/12/chartex" xmlns:cx7="http://schemas.microsoft.com/office/drawing/2016/5/13/chartex" xmlns:cx8="http://schemas.microsoft.com/office/drawing/2016/5/14/chartex" xmlns:mc="http://schemas.openxmlformats.org/markup-compatibility/2006" xmlns:aink="http://schemas.microsoft.com/office/drawing/2016/ink" xmlns:am3d="http://schemas.microsoft.com/office/drawing/2017/model3d" xmlns:o="urn:schemas-microsoft-com:office:office" xmlns:oel="http://schemas.microsoft.com/office/2019/extlst" xmlns:r="http://schemas.openxmlformats.org/officeDocument/2006/relationships" xmlns:m="http://schemas.openxmlformats.org/officeDocument/2006/math" xmlns:v="urn:schemas-microsoft-com:vml" xmlns:wp14="http://schemas.microsoft.com/office/word/2010/wordprocessingDrawing" xmlns:wp="http://schemas.openxmlformats.org/drawingml/2006/wordprocessingDrawing" xmlns:w10="urn:schemas-microsoft-com:office:word" xmlns:w="http://schemas.openxmlformats.org/wordprocessingml/2006/main" xmlns:w14="http://schemas.microsoft.com/office/word/2010/wordml" xmlns:w15="http://schemas.microsoft.com/office/word/2012/wordml" xmlns:w16cex="http://schemas.microsoft.com/office/word/2018/wordml/cex" xmlns:w16cid="http://schemas.microsoft.com/office/word/2016/wordml/cid" xmlns:w16="http://schemas.microsoft.com/office/word/2018/wordml" xmlns:w16du="http://schemas.microsoft.com/office/word/2023/wordml/word16du" xmlns:w16sdtdh="http://schemas.microsoft.com/office/word/2020/wordml/sdtdatahash" xmlns:w16sdtfl="http://schemas.microsoft.com/office/word/2024/wordml/sdtformatlock" xmlns:w16se="http://schemas.microsoft.com/office/word/2015/wordml/symex" xmlns:wpg="http://schemas.microsoft.com/office/word/2010/wordprocessingGroup" xmlns:wpi="http://schemas.microsoft.com/office/word/2010/wordprocessingInk" xmlns:wne="http://schemas.microsoft.com/office/word/2006/wordml" xmlns:wps="http://schemas.microsoft.com/office/word/2010/wordprocessingShape" mc:Ignorable="w14 w15 w16se w16cid w16 w16cex w16sdtdh w16sdtfl w16du wp14">
   <w:endnote w:type="separator" w:id="-1">
     <w:p>
       <w:pPr>
@@ -6085,7 +4962,7 @@
 </file>
 
 <file path=word/footnotes.xml><?xml version="1.0" encoding="utf-8"?>
-<w:footnotes xmlns:wpc="http://schemas.microsoft.com/office/word/2010/wordprocessingCanvas" xmlns:cx="http://schemas.microsoft.com/office/drawing/2014/chartex" xmlns:cx1="http://schemas.microsoft.com/office/drawing/2015/9/8/chartex" xmlns:cx2="http://schemas.microsoft.com/office/drawing/2015/10/21/chartex" xmlns:cx3="http://schemas.microsoft.com/office/drawing/2016/5/9/chartex" xmlns:cx4="http://schemas.microsoft.com/office/drawing/2016/5/10/chartex" xmlns:cx5="http://schemas.microsoft.com/office/drawing/2016/5/11/chartex" xmlns:cx6="http://schemas.microsoft.com/office/drawing/2016/5/12/chartex" xmlns:cx7="http://schemas.microsoft.com/office/drawing/2016/5/13/chartex" xmlns:cx8="http://schemas.microsoft.com/office/drawing/2016/5/14/chartex" xmlns:mc="http://schemas.openxmlformats.org/markup-compatibility/2006" xmlns:aink="http://schemas.microsoft.com/office/drawing/2016/ink" xmlns:am3d="http://schemas.microsoft.com/office/drawing/2017/model3d" xmlns:o="urn:schemas-microsoft-com:office:office" xmlns:oel="http://schemas.microsoft.com/office/2019/extlst" xmlns:r="http://schemas.openxmlformats.org/officeDocument/2006/relationships" xmlns:m="http://schemas.openxmlformats.org/officeDocument/2006/math" xmlns:v="urn:schemas-microsoft-com:vml" xmlns:wp14="http://schemas.microsoft.com/office/word/2010/wordprocessingDrawing" xmlns:wp="http://schemas.openxmlformats.org/drawingml/2006/wordprocessingDrawing" xmlns:w10="urn:schemas-microsoft-com:office:word" xmlns:w="http://schemas.openxmlformats.org/wordprocessingml/2006/main" xmlns:w14="http://schemas.microsoft.com/office/word/2010/wordml" xmlns:w15="http://schemas.microsoft.com/office/word/2012/wordml" xmlns:w16cei="http://schemas.microsoft.com/office/word/2026/wordml/cei" xmlns:w16cex="http://schemas.microsoft.com/office/word/2018/wordml/cex" xmlns:w16cid="http://schemas.microsoft.com/office/word/2016/wordml/cid" xmlns:w16="http://schemas.microsoft.com/office/word/2018/wordml" xmlns:w16du="http://schemas.microsoft.com/office/word/2023/wordml/word16du" xmlns:w16sdtdh="http://schemas.microsoft.com/office/word/2020/wordml/sdtdatahash" xmlns:w16sdtfl="http://schemas.microsoft.com/office/word/2024/wordml/sdtformatlock" xmlns:w16se="http://schemas.microsoft.com/office/word/2015/wordml/symex" xmlns:wpg="http://schemas.microsoft.com/office/word/2010/wordprocessingGroup" xmlns:wpi="http://schemas.microsoft.com/office/word/2010/wordprocessingInk" xmlns:wne="http://schemas.microsoft.com/office/word/2006/wordml" xmlns:wps="http://schemas.microsoft.com/office/word/2010/wordprocessingShape" mc:Ignorable="w14 w15 w16se w16cid w16 w16cex w16sdtdh w16sdtfl w16du wp14">
+<w:footnotes xmlns:wpc="http://schemas.microsoft.com/office/word/2010/wordprocessingCanvas" xmlns:cx="http://schemas.microsoft.com/office/drawing/2014/chartex" xmlns:cx1="http://schemas.microsoft.com/office/drawing/2015/9/8/chartex" xmlns:cx2="http://schemas.microsoft.com/office/drawing/2015/10/21/chartex" xmlns:cx3="http://schemas.microsoft.com/office/drawing/2016/5/9/chartex" xmlns:cx4="http://schemas.microsoft.com/office/drawing/2016/5/10/chartex" xmlns:cx5="http://schemas.microsoft.com/office/drawing/2016/5/11/chartex" xmlns:cx6="http://schemas.microsoft.com/office/drawing/2016/5/12/chartex" xmlns:cx7="http://schemas.microsoft.com/office/drawing/2016/5/13/chartex" xmlns:cx8="http://schemas.microsoft.com/office/drawing/2016/5/14/chartex" xmlns:mc="http://schemas.openxmlformats.org/markup-compatibility/2006" xmlns:aink="http://schemas.microsoft.com/office/drawing/2016/ink" xmlns:am3d="http://schemas.microsoft.com/office/drawing/2017/model3d" xmlns:o="urn:schemas-microsoft-com:office:office" xmlns:oel="http://schemas.microsoft.com/office/2019/extlst" xmlns:r="http://schemas.openxmlformats.org/officeDocument/2006/relationships" xmlns:m="http://schemas.openxmlformats.org/officeDocument/2006/math" xmlns:v="urn:schemas-microsoft-com:vml" xmlns:wp14="http://schemas.microsoft.com/office/word/2010/wordprocessingDrawing" xmlns:wp="http://schemas.openxmlformats.org/drawingml/2006/wordprocessingDrawing" xmlns:w10="urn:schemas-microsoft-com:office:word" xmlns:w="http://schemas.openxmlformats.org/wordprocessingml/2006/main" xmlns:w14="http://schemas.microsoft.com/office/word/2010/wordml" xmlns:w15="http://schemas.microsoft.com/office/word/2012/wordml" xmlns:w16cex="http://schemas.microsoft.com/office/word/2018/wordml/cex" xmlns:w16cid="http://schemas.microsoft.com/office/word/2016/wordml/cid" xmlns:w16="http://schemas.microsoft.com/office/word/2018/wordml" xmlns:w16du="http://schemas.microsoft.com/office/word/2023/wordml/word16du" xmlns:w16sdtdh="http://schemas.microsoft.com/office/word/2020/wordml/sdtdatahash" xmlns:w16sdtfl="http://schemas.microsoft.com/office/word/2024/wordml/sdtformatlock" xmlns:w16se="http://schemas.microsoft.com/office/word/2015/wordml/symex" xmlns:wpg="http://schemas.microsoft.com/office/word/2010/wordprocessingGroup" xmlns:wpi="http://schemas.microsoft.com/office/word/2010/wordprocessingInk" xmlns:wne="http://schemas.microsoft.com/office/word/2006/wordml" xmlns:wps="http://schemas.microsoft.com/office/word/2010/wordprocessingShape" mc:Ignorable="w14 w15 w16se w16cid w16 w16cex w16sdtdh w16sdtfl w16du wp14">
   <w:footnote w:type="separator" w:id="-1">
     <w:p>
       <w:pPr>
@@ -6110,776 +4987,346 @@
 </file>
 
 <file path=word/header1.xml><?xml version="1.0" encoding="utf-8"?>
-<w:hdr xmlns:wpc="http://schemas.microsoft.com/office/word/2010/wordprocessingCanvas" xmlns:cx="http://schemas.microsoft.com/office/drawing/2014/chartex" xmlns:cx1="http://schemas.microsoft.com/office/drawing/2015/9/8/chartex" xmlns:cx2="http://schemas.microsoft.com/office/drawing/2015/10/21/chartex" xmlns:cx3="http://schemas.microsoft.com/office/drawing/2016/5/9/chartex" xmlns:cx4="http://schemas.microsoft.com/office/drawing/2016/5/10/chartex" xmlns:cx5="http://schemas.microsoft.com/office/drawing/2016/5/11/chartex" xmlns:cx6="http://schemas.microsoft.com/office/drawing/2016/5/12/chartex" xmlns:cx7="http://schemas.microsoft.com/office/drawing/2016/5/13/chartex" xmlns:cx8="http://schemas.microsoft.com/office/drawing/2016/5/14/chartex" xmlns:mc="http://schemas.openxmlformats.org/markup-compatibility/2006" xmlns:aink="http://schemas.microsoft.com/office/drawing/2016/ink" xmlns:am3d="http://schemas.microsoft.com/office/drawing/2017/model3d" xmlns:o="urn:schemas-microsoft-com:office:office" xmlns:oel="http://schemas.microsoft.com/office/2019/extlst" xmlns:r="http://schemas.openxmlformats.org/officeDocument/2006/relationships" xmlns:m="http://schemas.openxmlformats.org/officeDocument/2006/math" xmlns:v="urn:schemas-microsoft-com:vml" xmlns:wp14="http://schemas.microsoft.com/office/word/2010/wordprocessingDrawing" xmlns:wp="http://schemas.openxmlformats.org/drawingml/2006/wordprocessingDrawing" xmlns:w10="urn:schemas-microsoft-com:office:word" xmlns:w="http://schemas.openxmlformats.org/wordprocessingml/2006/main" xmlns:w14="http://schemas.microsoft.com/office/word/2010/wordml" xmlns:w15="http://schemas.microsoft.com/office/word/2012/wordml" xmlns:w16cei="http://schemas.microsoft.com/office/word/2026/wordml/cei" xmlns:w16cex="http://schemas.microsoft.com/office/word/2018/wordml/cex" xmlns:w16cid="http://schemas.microsoft.com/office/word/2016/wordml/cid" xmlns:w16="http://schemas.microsoft.com/office/word/2018/wordml" xmlns:w16du="http://schemas.microsoft.com/office/word/2023/wordml/word16du" xmlns:w16sdtdh="http://schemas.microsoft.com/office/word/2020/wordml/sdtdatahash" xmlns:w16sdtfl="http://schemas.microsoft.com/office/word/2024/wordml/sdtformatlock" xmlns:w16se="http://schemas.microsoft.com/office/word/2015/wordml/symex" xmlns:wpg="http://schemas.microsoft.com/office/word/2010/wordprocessingGroup" xmlns:wpi="http://schemas.microsoft.com/office/word/2010/wordprocessingInk" xmlns:wne="http://schemas.microsoft.com/office/word/2006/wordml" xmlns:wps="http://schemas.microsoft.com/office/word/2010/wordprocessingShape" mc:Ignorable="w14 w15 w16se w16cid w16 w16cex w16sdtdh w16sdtfl w16du wp14">
+<w:hdr xmlns:wpc="http://schemas.microsoft.com/office/word/2010/wordprocessingCanvas" xmlns:cx="http://schemas.microsoft.com/office/drawing/2014/chartex" xmlns:cx1="http://schemas.microsoft.com/office/drawing/2015/9/8/chartex" xmlns:cx2="http://schemas.microsoft.com/office/drawing/2015/10/21/chartex" xmlns:cx3="http://schemas.microsoft.com/office/drawing/2016/5/9/chartex" xmlns:cx4="http://schemas.microsoft.com/office/drawing/2016/5/10/chartex" xmlns:cx5="http://schemas.microsoft.com/office/drawing/2016/5/11/chartex" xmlns:cx6="http://schemas.microsoft.com/office/drawing/2016/5/12/chartex" xmlns:cx7="http://schemas.microsoft.com/office/drawing/2016/5/13/chartex" xmlns:cx8="http://schemas.microsoft.com/office/drawing/2016/5/14/chartex" xmlns:mc="http://schemas.openxmlformats.org/markup-compatibility/2006" xmlns:aink="http://schemas.microsoft.com/office/drawing/2016/ink" xmlns:am3d="http://schemas.microsoft.com/office/drawing/2017/model3d" xmlns:o="urn:schemas-microsoft-com:office:office" xmlns:oel="http://schemas.microsoft.com/office/2019/extlst" xmlns:r="http://schemas.openxmlformats.org/officeDocument/2006/relationships" xmlns:m="http://schemas.openxmlformats.org/officeDocument/2006/math" xmlns:v="urn:schemas-microsoft-com:vml" xmlns:wp14="http://schemas.microsoft.com/office/word/2010/wordprocessingDrawing" xmlns:wp="http://schemas.openxmlformats.org/drawingml/2006/wordprocessingDrawing" xmlns:w10="urn:schemas-microsoft-com:office:word" xmlns:w="http://schemas.openxmlformats.org/wordprocessingml/2006/main" xmlns:w14="http://schemas.microsoft.com/office/word/2010/wordml" xmlns:w15="http://schemas.microsoft.com/office/word/2012/wordml" xmlns:w16cex="http://schemas.microsoft.com/office/word/2018/wordml/cex" xmlns:w16cid="http://schemas.microsoft.com/office/word/2016/wordml/cid" xmlns:w16="http://schemas.microsoft.com/office/word/2018/wordml" xmlns:w16du="http://schemas.microsoft.com/office/word/2023/wordml/word16du" xmlns:w16sdtdh="http://schemas.microsoft.com/office/word/2020/wordml/sdtdatahash" xmlns:w16sdtfl="http://schemas.microsoft.com/office/word/2024/wordml/sdtformatlock" xmlns:w16se="http://schemas.microsoft.com/office/word/2015/wordml/symex" xmlns:wpg="http://schemas.microsoft.com/office/word/2010/wordprocessingGroup" xmlns:wpi="http://schemas.microsoft.com/office/word/2010/wordprocessingInk" xmlns:wne="http://schemas.microsoft.com/office/word/2006/wordml" xmlns:wps="http://schemas.microsoft.com/office/word/2010/wordprocessingShape" mc:Ignorable="w14 w15 w16se w16cid w16 w16cex w16sdtdh w16sdtfl w16du wp14">
+  <w:tbl>
+    <w:tblPr>
+      <w:tblStyle w:val="TableGrid1"/>
+      <w:tblW w:w="11314" w:type="dxa"/>
+      <w:tblInd w:w="-1134" w:type="dxa"/>
+      <w:tblBorders>
+        <w:top w:val="none" w:sz="0" w:space="0" w:color="auto"/>
+        <w:left w:val="none" w:sz="0" w:space="0" w:color="auto"/>
+        <w:bottom w:val="none" w:sz="0" w:space="0" w:color="auto"/>
+        <w:right w:val="none" w:sz="0" w:space="0" w:color="auto"/>
+        <w:insideH w:val="none" w:sz="0" w:space="0" w:color="auto"/>
+        <w:insideV w:val="none" w:sz="0" w:space="0" w:color="auto"/>
+      </w:tblBorders>
+      <w:tblLook w:val="04A0" w:firstRow="1" w:lastRow="0" w:firstColumn="1" w:lastColumn="0" w:noHBand="0" w:noVBand="1"/>
+    </w:tblPr>
+    <w:tblGrid>
+      <w:gridCol w:w="1611"/>
+      <w:gridCol w:w="5907"/>
+      <w:gridCol w:w="3796"/>
+    </w:tblGrid>
+    <w:tr>
+      <w:tc>
+        <w:tcPr>
+          <w:tcW w:w="1611" w:type="dxa"/>
+          <w:hideMark/>
+        </w:tcPr>
+        <w:p>
+          <w:pPr>
+            <w:tabs>
+              <w:tab w:val="center" w:pos="4680"/>
+              <w:tab w:val="right" w:pos="9360"/>
+            </w:tabs>
+            <w:spacing w:before="240" w:after="240"/>
+            <w:jc w:val="center"/>
+          </w:pPr>
+          <w:bookmarkStart w:id="7" w:name="_Hlk184387129"/>
+          <w:bookmarkStart w:id="8" w:name="_Hlk184387130"/>
+          <w:r>
+            <w:rPr>
+              <w:noProof/>
+            </w:rPr>
+            <w:drawing>
+              <wp:inline distT="0" distB="0" distL="0" distR="0" wp14:anchorId="6D304427" wp14:editId="6FB37703">
+                <wp:extent cx="876300" cy="986155"/>
+                <wp:effectExtent l="0" t="0" r="0" b="4445"/>
+                <wp:docPr id="5" name="Picture 1"/>
+                <wp:cNvGraphicFramePr>
+                  <a:graphicFrameLocks xmlns:a="http://schemas.openxmlformats.org/drawingml/2006/main" noChangeAspect="1"/>
+                </wp:cNvGraphicFramePr>
+                <a:graphic xmlns:a="http://schemas.openxmlformats.org/drawingml/2006/main">
+                  <a:graphicData uri="http://schemas.openxmlformats.org/drawingml/2006/picture">
+                    <pic:pic xmlns:pic="http://schemas.openxmlformats.org/drawingml/2006/picture">
+                      <pic:nvPicPr>
+                        <pic:cNvPr id="0" name="Picture 1"/>
+                        <pic:cNvPicPr>
+                          <a:picLocks noChangeAspect="1" noChangeArrowheads="1"/>
+                        </pic:cNvPicPr>
+                      </pic:nvPicPr>
+                      <pic:blipFill>
+                        <a:blip r:embed="rId1">
+                          <a:extLst>
+                            <a:ext uri="{28A0092B-C50C-407E-A947-70E740481C1C}">
+                              <a14:useLocalDpi xmlns:a14="http://schemas.microsoft.com/office/drawing/2010/main" val="0"/>
+                            </a:ext>
+                          </a:extLst>
+                        </a:blip>
+                        <a:srcRect l="41176" t="41138" r="41830" b="25377"/>
+                        <a:stretch>
+                          <a:fillRect/>
+                        </a:stretch>
+                      </pic:blipFill>
+                      <pic:spPr bwMode="auto">
+                        <a:xfrm>
+                          <a:off x="0" y="0"/>
+                          <a:ext cx="876300" cy="986155"/>
+                        </a:xfrm>
+                        <a:prstGeom prst="rect">
+                          <a:avLst/>
+                        </a:prstGeom>
+                        <a:noFill/>
+                        <a:ln>
+                          <a:noFill/>
+                        </a:ln>
+                      </pic:spPr>
+                    </pic:pic>
+                  </a:graphicData>
+                </a:graphic>
+              </wp:inline>
+            </w:drawing>
+          </w:r>
+        </w:p>
+      </w:tc>
+      <w:tc>
+        <w:tcPr>
+          <w:tcW w:w="5907" w:type="dxa"/>
+        </w:tcPr>
+        <w:p>
+          <w:pPr>
+            <w:rPr>
+              <w:rFonts w:ascii="Times New Roman" w:hAnsi="Times New Roman"/>
+              <w:b/>
+              <w:color w:val="0070C0"/>
+            </w:rPr>
+          </w:pPr>
+        </w:p>
+        <w:p>
+          <w:pPr>
+            <w:rPr>
+              <w:rFonts w:ascii="Times New Roman" w:hAnsi="Times New Roman"/>
+              <w:b/>
+              <w:color w:val="0070C0"/>
+            </w:rPr>
+          </w:pPr>
+          <w:r>
+            <w:rPr>
+              <w:rFonts w:ascii="Times New Roman" w:hAnsi="Times New Roman"/>
+              <w:b/>
+              <w:color w:val="0070C0"/>
+            </w:rPr>
+            <w:t>KEMENTERIAN PENDIDIKAN TINGGI, SAINS,</w:t>
+          </w:r>
+        </w:p>
+        <w:p>
+          <w:pPr>
+            <w:rPr>
+              <w:rFonts w:ascii="Times New Roman" w:hAnsi="Times New Roman"/>
+              <w:b/>
+              <w:color w:val="0070C0"/>
+            </w:rPr>
+          </w:pPr>
+          <w:r>
+            <w:rPr>
+              <w:rFonts w:ascii="Times New Roman" w:hAnsi="Times New Roman"/>
+              <w:b/>
+              <w:color w:val="0070C0"/>
+            </w:rPr>
+            <w:t>DAN TEKNOLOGI</w:t>
+          </w:r>
+        </w:p>
+        <w:p>
+          <w:pPr>
+            <w:rPr>
+              <w:rFonts w:ascii="Times New Roman" w:hAnsi="Times New Roman"/>
+              <w:b/>
+              <w:color w:val="0070C0"/>
+              <w:sz w:val="24"/>
+              <w:szCs w:val="24"/>
+            </w:rPr>
+          </w:pPr>
+          <w:r>
+            <w:rPr>
+              <w:rFonts w:ascii="Times New Roman" w:hAnsi="Times New Roman"/>
+              <w:b/>
+              <w:color w:val="0070C0"/>
+              <w:sz w:val="24"/>
+              <w:szCs w:val="24"/>
+            </w:rPr>
+            <w:t>UNIVERSITAS DIPONEGORO</w:t>
+          </w:r>
+        </w:p>
+        <w:p>
+          <w:pPr>
+            <w:rPr>
+              <w:rFonts w:ascii="Times New Roman" w:hAnsi="Times New Roman"/>
+              <w:b/>
+              <w:color w:val="0070C0"/>
+              <w:sz w:val="24"/>
+              <w:szCs w:val="24"/>
+            </w:rPr>
+          </w:pPr>
+          <w:r>
+            <w:rPr>
+              <w:rFonts w:ascii="Times New Roman" w:hAnsi="Times New Roman"/>
+              <w:b/>
+              <w:color w:val="0070C0"/>
+              <w:sz w:val="24"/>
+              <w:szCs w:val="24"/>
+            </w:rPr>
+            <w:t>FAKULTAS TEKNIK</w:t>
+          </w:r>
+        </w:p>
+        <w:p>
+          <w:pPr>
+            <w:rPr>
+              <w:rFonts w:ascii="Times New Roman" w:hAnsi="Times New Roman"/>
+              <w:b/>
+              <w:color w:val="0070C0"/>
+              <w:sz w:val="30"/>
+              <w:szCs w:val="30"/>
+            </w:rPr>
+          </w:pPr>
+          <w:r>
+            <w:rPr>
+              <w:rFonts w:ascii="Times New Roman" w:hAnsi="Times New Roman"/>
+              <w:b/>
+              <w:color w:val="0070C0"/>
+              <w:sz w:val="30"/>
+              <w:szCs w:val="30"/>
+            </w:rPr>
+            <w:t>DEPARTEMEN TEKNIK LINGKUNGAN</w:t>
+          </w:r>
+        </w:p>
+      </w:tc>
+      <w:tc>
+        <w:tcPr>
+          <w:tcW w:w="3796" w:type="dxa"/>
+        </w:tcPr>
+        <w:p>
+          <w:pPr>
+            <w:jc w:val="right"/>
+            <w:rPr>
+              <w:rFonts w:ascii="Times New Roman" w:hAnsi="Times New Roman"/>
+              <w:color w:val="0070C0"/>
+              <w:sz w:val="18"/>
+              <w:szCs w:val="18"/>
+            </w:rPr>
+          </w:pPr>
+        </w:p>
+        <w:p>
+          <w:pPr>
+            <w:jc w:val="right"/>
+            <w:rPr>
+              <w:rFonts w:ascii="Times New Roman" w:hAnsi="Times New Roman"/>
+              <w:color w:val="0070C0"/>
+              <w:sz w:val="18"/>
+              <w:szCs w:val="18"/>
+            </w:rPr>
+          </w:pPr>
+        </w:p>
+        <w:p>
+          <w:pPr>
+            <w:jc w:val="right"/>
+            <w:rPr>
+              <w:rFonts w:ascii="Times New Roman" w:hAnsi="Times New Roman"/>
+              <w:color w:val="0070C0"/>
+              <w:sz w:val="18"/>
+              <w:szCs w:val="18"/>
+            </w:rPr>
+          </w:pPr>
+        </w:p>
+        <w:p>
+          <w:pPr>
+            <w:jc w:val="right"/>
+            <w:rPr>
+              <w:rFonts w:ascii="Times New Roman" w:hAnsi="Times New Roman"/>
+              <w:color w:val="0070C0"/>
+              <w:sz w:val="18"/>
+              <w:szCs w:val="18"/>
+            </w:rPr>
+          </w:pPr>
+          <w:r>
+            <w:rPr>
+              <w:rFonts w:ascii="Times New Roman" w:hAnsi="Times New Roman"/>
+              <w:color w:val="0070C0"/>
+              <w:sz w:val="18"/>
+              <w:szCs w:val="18"/>
+            </w:rPr>
+            <w:t>Jalan Prof. Sudarto, S.H.</w:t>
+          </w:r>
+        </w:p>
+        <w:p>
+          <w:pPr>
+            <w:jc w:val="right"/>
+            <w:rPr>
+              <w:rFonts w:ascii="Times New Roman" w:hAnsi="Times New Roman"/>
+              <w:color w:val="0070C0"/>
+              <w:sz w:val="18"/>
+              <w:szCs w:val="18"/>
+            </w:rPr>
+          </w:pPr>
+          <w:r>
+            <w:rPr>
+              <w:rFonts w:ascii="Times New Roman" w:hAnsi="Times New Roman"/>
+              <w:color w:val="0070C0"/>
+              <w:sz w:val="18"/>
+              <w:szCs w:val="18"/>
+            </w:rPr>
+            <w:t>Tembalang Semarang Kode Pos 50275</w:t>
+          </w:r>
+        </w:p>
+        <w:p>
+          <w:pPr>
+            <w:jc w:val="right"/>
+            <w:rPr>
+              <w:rFonts w:ascii="Times New Roman" w:hAnsi="Times New Roman"/>
+              <w:color w:val="0070C0"/>
+              <w:sz w:val="18"/>
+              <w:szCs w:val="18"/>
+            </w:rPr>
+          </w:pPr>
+          <w:r>
+            <w:rPr>
+              <w:rFonts w:ascii="Times New Roman" w:hAnsi="Times New Roman"/>
+              <w:color w:val="0070C0"/>
+              <w:sz w:val="18"/>
+              <w:szCs w:val="18"/>
+            </w:rPr>
+            <w:t>Tel. (024) 76480678, Faks. (024) 7460053</w:t>
+          </w:r>
+        </w:p>
+        <w:p>
+          <w:pPr>
+            <w:jc w:val="right"/>
+            <w:rPr>
+              <w:rFonts w:ascii="Times New Roman" w:hAnsi="Times New Roman"/>
+              <w:color w:val="0070C0"/>
+              <w:sz w:val="18"/>
+              <w:szCs w:val="18"/>
+            </w:rPr>
+          </w:pPr>
+          <w:hyperlink r:id="rId2" w:history="1">
+            <w:r>
+              <w:rPr>
+                <w:rFonts w:ascii="Times New Roman" w:hAnsi="Times New Roman"/>
+                <w:color w:val="0070C0"/>
+                <w:sz w:val="18"/>
+                <w:szCs w:val="18"/>
+                <w:u w:val="single"/>
+              </w:rPr>
+              <w:t>www.ft.undip.ac.id</w:t>
+            </w:r>
+          </w:hyperlink>
+          <w:r>
+            <w:rPr>
+              <w:rFonts w:ascii="Times New Roman" w:hAnsi="Times New Roman"/>
+              <w:color w:val="0070C0"/>
+              <w:sz w:val="18"/>
+              <w:szCs w:val="18"/>
+            </w:rPr>
+            <w:t xml:space="preserve"> | email: enveng@live.undip.ac.id</w:t>
+          </w:r>
+        </w:p>
+      </w:tc>
+    </w:tr>
+  </w:tbl>
   <w:p>
     <w:pPr>
       <w:pStyle w:val="Header"/>
-      <w:spacing w:before="240" w:after="240"/>
     </w:pPr>
-    <w:bookmarkStart w:id="7" w:name="_Hlk184387129"/>
-    <w:bookmarkStart w:id="8" w:name="_Hlk184387130"/>
-    <w:r>
-      <w:rPr>
-        <w:noProof/>
-      </w:rPr>
-      <w:drawing>
-        <wp:anchor distT="0" distB="0" distL="114300" distR="114300" simplePos="0" relativeHeight="251663360" behindDoc="0" locked="0" layoutInCell="1" allowOverlap="1" wp14:anchorId="52AC6E1F" wp14:editId="4589216F">
-          <wp:simplePos x="0" y="0"/>
-          <wp:positionH relativeFrom="column">
-            <wp:posOffset>-735729</wp:posOffset>
-          </wp:positionH>
-          <wp:positionV relativeFrom="paragraph">
-            <wp:posOffset>-38026</wp:posOffset>
-          </wp:positionV>
-          <wp:extent cx="969645" cy="1076960"/>
-          <wp:effectExtent l="0" t="0" r="1905" b="8890"/>
-          <wp:wrapNone/>
-          <wp:docPr id="819480572" name="Picture 1" descr="A computer screen shot of a logo&#10;&#10;Description automatically generated"/>
-          <wp:cNvGraphicFramePr>
-            <a:graphicFrameLocks xmlns:a="http://schemas.openxmlformats.org/drawingml/2006/main" noChangeAspect="1"/>
-          </wp:cNvGraphicFramePr>
-          <a:graphic xmlns:a="http://schemas.openxmlformats.org/drawingml/2006/main">
-            <a:graphicData uri="http://schemas.openxmlformats.org/drawingml/2006/picture">
-              <pic:pic xmlns:pic="http://schemas.openxmlformats.org/drawingml/2006/picture">
-                <pic:nvPicPr>
-                  <pic:cNvPr id="2104333101" name="Picture 1" descr="A computer screen shot of a logo&#10;&#10;Description automatically generated"/>
-                  <pic:cNvPicPr>
-                    <a:picLocks noChangeAspect="1" noChangeArrowheads="1"/>
-                  </pic:cNvPicPr>
-                </pic:nvPicPr>
-                <pic:blipFill>
-                  <a:blip r:embed="rId1">
-                    <a:extLst>
-                      <a:ext uri="{28A0092B-C50C-407E-A947-70E740481C1C}">
-                        <a14:useLocalDpi xmlns:a14="http://schemas.microsoft.com/office/drawing/2010/main" val="0"/>
-                      </a:ext>
-                    </a:extLst>
-                  </a:blip>
-                  <a:srcRect l="41176" t="41138" r="41830" b="25377"/>
-                  <a:stretch>
-                    <a:fillRect/>
-                  </a:stretch>
-                </pic:blipFill>
-                <pic:spPr bwMode="auto">
-                  <a:xfrm>
-                    <a:off x="0" y="0"/>
-                    <a:ext cx="969645" cy="1076960"/>
-                  </a:xfrm>
-                  <a:prstGeom prst="rect">
-                    <a:avLst/>
-                  </a:prstGeom>
-                  <a:noFill/>
-                  <a:ln>
-                    <a:noFill/>
-                  </a:ln>
-                </pic:spPr>
-              </pic:pic>
-            </a:graphicData>
-          </a:graphic>
-          <wp14:sizeRelH relativeFrom="page">
-            <wp14:pctWidth>0</wp14:pctWidth>
-          </wp14:sizeRelH>
-          <wp14:sizeRelV relativeFrom="page">
-            <wp14:pctHeight>0</wp14:pctHeight>
-          </wp14:sizeRelV>
-        </wp:anchor>
-      </w:drawing>
-    </w:r>
-    <w:r>
-      <w:rPr>
-        <w:noProof/>
-      </w:rPr>
-      <mc:AlternateContent>
-        <mc:Choice Requires="wps">
-          <w:drawing>
-            <wp:anchor distT="0" distB="0" distL="114300" distR="114300" simplePos="0" relativeHeight="251661312" behindDoc="0" locked="0" layoutInCell="1" allowOverlap="1" wp14:anchorId="671D5275" wp14:editId="13A0AFAD">
-              <wp:simplePos x="0" y="0"/>
-              <wp:positionH relativeFrom="column">
-                <wp:posOffset>3893915</wp:posOffset>
-              </wp:positionH>
-              <wp:positionV relativeFrom="paragraph">
-                <wp:posOffset>245527</wp:posOffset>
-              </wp:positionV>
-              <wp:extent cx="2632710" cy="695325"/>
-              <wp:effectExtent l="0" t="0" r="0" b="9525"/>
-              <wp:wrapNone/>
-              <wp:docPr id="7" name="Text Box 3"/>
-              <wp:cNvGraphicFramePr>
-                <a:graphicFrameLocks xmlns:a="http://schemas.openxmlformats.org/drawingml/2006/main"/>
-              </wp:cNvGraphicFramePr>
-              <a:graphic xmlns:a="http://schemas.openxmlformats.org/drawingml/2006/main">
-                <a:graphicData uri="http://schemas.microsoft.com/office/word/2010/wordprocessingShape">
-                  <wps:wsp>
-                    <wps:cNvSpPr txBox="1">
-                      <a:spLocks noChangeArrowheads="1"/>
-                    </wps:cNvSpPr>
-                    <wps:spPr bwMode="auto">
-                      <a:xfrm>
-                        <a:off x="0" y="0"/>
-                        <a:ext cx="2632710" cy="695325"/>
-                      </a:xfrm>
-                      <a:prstGeom prst="rect">
-                        <a:avLst/>
-                      </a:prstGeom>
-                      <a:solidFill>
-                        <a:srgbClr val="FFFFFF"/>
-                      </a:solidFill>
-                      <a:ln>
-                        <a:noFill/>
-                      </a:ln>
-                    </wps:spPr>
-                    <wps:txbx>
-                      <w:txbxContent>
-                        <w:p>
-                          <w:pPr>
-                            <w:spacing w:after="0" w:line="240" w:lineRule="auto"/>
-                            <w:jc w:val="right"/>
-                            <w:rPr>
-                              <w:rFonts w:ascii="Times New Roman" w:hAnsi="Times New Roman"/>
-                              <w:color w:val="0070C0"/>
-                              <w:sz w:val="18"/>
-                              <w:szCs w:val="18"/>
-                            </w:rPr>
-                          </w:pPr>
-                          <w:r>
-                            <w:rPr>
-                              <w:rFonts w:ascii="Times New Roman" w:hAnsi="Times New Roman"/>
-                              <w:color w:val="0070C0"/>
-                              <w:sz w:val="18"/>
-                              <w:szCs w:val="18"/>
-                            </w:rPr>
-                            <w:t xml:space="preserve">Jalan Prof. </w:t>
-                          </w:r>
-                          <w:proofErr w:type="spellStart"/>
-                          <w:r>
-                            <w:rPr>
-                              <w:rFonts w:ascii="Times New Roman" w:hAnsi="Times New Roman"/>
-                              <w:color w:val="0070C0"/>
-                              <w:sz w:val="18"/>
-                              <w:szCs w:val="18"/>
-                            </w:rPr>
-                            <w:t>Sudarto</w:t>
-                          </w:r>
-                          <w:proofErr w:type="spellEnd"/>
-                          <w:r>
-                            <w:rPr>
-                              <w:rFonts w:ascii="Times New Roman" w:hAnsi="Times New Roman"/>
-                              <w:color w:val="0070C0"/>
-                              <w:sz w:val="18"/>
-                              <w:szCs w:val="18"/>
-                            </w:rPr>
-                            <w:t>, S.H.</w:t>
-                          </w:r>
-                        </w:p>
-                        <w:p>
-                          <w:pPr>
-                            <w:spacing w:after="0" w:line="240" w:lineRule="auto"/>
-                            <w:jc w:val="right"/>
-                            <w:rPr>
-                              <w:rFonts w:ascii="Times New Roman" w:hAnsi="Times New Roman"/>
-                              <w:color w:val="0070C0"/>
-                              <w:sz w:val="18"/>
-                              <w:szCs w:val="18"/>
-                            </w:rPr>
-                          </w:pPr>
-                          <w:proofErr w:type="spellStart"/>
-                          <w:r>
-                            <w:rPr>
-                              <w:rFonts w:ascii="Times New Roman" w:hAnsi="Times New Roman"/>
-                              <w:color w:val="0070C0"/>
-                              <w:sz w:val="18"/>
-                              <w:szCs w:val="18"/>
-                            </w:rPr>
-                            <w:t>Tembalang</w:t>
-                          </w:r>
-                          <w:proofErr w:type="spellEnd"/>
-                          <w:r>
-                            <w:rPr>
-                              <w:rFonts w:ascii="Times New Roman" w:hAnsi="Times New Roman"/>
-                              <w:color w:val="0070C0"/>
-                              <w:sz w:val="18"/>
-                              <w:szCs w:val="18"/>
-                            </w:rPr>
-                            <w:t xml:space="preserve"> Semarang Kode Pos 50275</w:t>
-                          </w:r>
-                        </w:p>
-                        <w:p>
-                          <w:pPr>
-                            <w:spacing w:after="0" w:line="240" w:lineRule="auto"/>
-                            <w:jc w:val="right"/>
-                            <w:rPr>
-                              <w:rFonts w:ascii="Times New Roman" w:hAnsi="Times New Roman"/>
-                              <w:color w:val="0070C0"/>
-                              <w:sz w:val="18"/>
-                              <w:szCs w:val="18"/>
-                            </w:rPr>
-                          </w:pPr>
-                          <w:r>
-                            <w:rPr>
-                              <w:rFonts w:ascii="Times New Roman" w:hAnsi="Times New Roman"/>
-                              <w:color w:val="0070C0"/>
-                              <w:sz w:val="18"/>
-                              <w:szCs w:val="18"/>
-                            </w:rPr>
-                            <w:t xml:space="preserve">Tel. (024) 76480678, </w:t>
-                          </w:r>
-                          <w:proofErr w:type="spellStart"/>
-                          <w:r>
-                            <w:rPr>
-                              <w:rFonts w:ascii="Times New Roman" w:hAnsi="Times New Roman"/>
-                              <w:color w:val="0070C0"/>
-                              <w:sz w:val="18"/>
-                              <w:szCs w:val="18"/>
-                            </w:rPr>
-                            <w:t>Faks</w:t>
-                          </w:r>
-                          <w:proofErr w:type="spellEnd"/>
-                          <w:r>
-                            <w:rPr>
-                              <w:rFonts w:ascii="Times New Roman" w:hAnsi="Times New Roman"/>
-                              <w:color w:val="0070C0"/>
-                              <w:sz w:val="18"/>
-                              <w:szCs w:val="18"/>
-                            </w:rPr>
-                            <w:t>. (024) 7460053</w:t>
-                          </w:r>
-                        </w:p>
-                        <w:p>
-                          <w:pPr>
-                            <w:spacing w:after="0" w:line="240" w:lineRule="auto"/>
-                            <w:jc w:val="right"/>
-                            <w:rPr>
-                              <w:rFonts w:ascii="Times New Roman" w:hAnsi="Times New Roman"/>
-                              <w:color w:val="0070C0"/>
-                              <w:sz w:val="18"/>
-                              <w:szCs w:val="18"/>
-                            </w:rPr>
-                          </w:pPr>
-                          <w:hyperlink r:id="rId2" w:history="1">
-                            <w:r>
-                              <w:rPr>
-                                <w:rStyle w:val="Hyperlink"/>
-                                <w:rFonts w:ascii="Times New Roman" w:hAnsi="Times New Roman"/>
-                                <w:color w:val="0070C0"/>
-                                <w:sz w:val="18"/>
-                                <w:szCs w:val="18"/>
-                              </w:rPr>
-                              <w:t>www.ft.undip.ac.id</w:t>
-                            </w:r>
-                          </w:hyperlink>
-                          <w:r>
-                            <w:rPr>
-                              <w:rFonts w:ascii="Times New Roman" w:hAnsi="Times New Roman"/>
-                              <w:color w:val="0070C0"/>
-                              <w:sz w:val="18"/>
-                              <w:szCs w:val="18"/>
-                            </w:rPr>
-                            <w:t xml:space="preserve"> | email: enveng@live.undip.ac.id</w:t>
-                          </w:r>
-                        </w:p>
-                        <w:p>
-                          <w:pPr>
-                            <w:spacing w:after="0" w:line="240" w:lineRule="auto"/>
-                            <w:jc w:val="right"/>
-                            <w:rPr>
-                              <w:rFonts w:ascii="Times New Roman" w:hAnsi="Times New Roman"/>
-                              <w:color w:val="0070C0"/>
-                              <w:sz w:val="16"/>
-                              <w:szCs w:val="24"/>
-                            </w:rPr>
-                          </w:pPr>
-                        </w:p>
-                      </w:txbxContent>
-                    </wps:txbx>
-                    <wps:bodyPr rot="0" vert="horz" wrap="square" lIns="91440" tIns="45720" rIns="91440" bIns="45720" anchor="t" anchorCtr="0" upright="1">
-                      <a:noAutofit/>
-                    </wps:bodyPr>
-                  </wps:wsp>
-                </a:graphicData>
-              </a:graphic>
-              <wp14:sizeRelH relativeFrom="margin">
-                <wp14:pctWidth>0</wp14:pctWidth>
-              </wp14:sizeRelH>
-              <wp14:sizeRelV relativeFrom="margin">
-                <wp14:pctHeight>0</wp14:pctHeight>
-              </wp14:sizeRelV>
-            </wp:anchor>
-          </w:drawing>
-        </mc:Choice>
-        <mc:Fallback>
-          <w:pict>
-            <v:shapetype w14:anchorId="671D5275" id="_x0000_t202" coordsize="21600,21600" o:spt="202" path="m,l,21600r21600,l21600,xe">
-              <v:stroke joinstyle="miter"/>
-              <v:path gradientshapeok="t" o:connecttype="rect"/>
-            </v:shapetype>
-            <v:shape id="Text Box 3" o:spid="_x0000_s1026" type="#_x0000_t202" style="position:absolute;margin-left:306.6pt;margin-top:19.35pt;width:207.3pt;height:54.75pt;z-index:251661312;visibility:visible;mso-wrap-style:square;mso-width-percent:0;mso-height-percent:0;mso-wrap-distance-left:9pt;mso-wrap-distance-top:0;mso-wrap-distance-right:9pt;mso-wrap-distance-bottom:0;mso-position-horizontal:absolute;mso-position-horizontal-relative:text;mso-position-vertical:absolute;mso-position-vertical-relative:text;mso-width-percent:0;mso-height-percent:0;mso-width-relative:margin;mso-height-relative:margin;v-text-anchor:top" o:gfxdata="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" stroked="f">
-              <v:textbox>
-                <w:txbxContent>
-                  <w:p>
-                    <w:pPr>
-                      <w:spacing w:after="0" w:line="240" w:lineRule="auto"/>
-                      <w:jc w:val="right"/>
-                      <w:rPr>
-                        <w:rFonts w:ascii="Times New Roman" w:hAnsi="Times New Roman"/>
-                        <w:color w:val="0070C0"/>
-                        <w:sz w:val="18"/>
-                        <w:szCs w:val="18"/>
-                      </w:rPr>
-                    </w:pPr>
-                    <w:r>
-                      <w:rPr>
-                        <w:rFonts w:ascii="Times New Roman" w:hAnsi="Times New Roman"/>
-                        <w:color w:val="0070C0"/>
-                        <w:sz w:val="18"/>
-                        <w:szCs w:val="18"/>
-                      </w:rPr>
-                      <w:t>Jalan Prof. Sudarto, S.H.</w:t>
-                    </w:r>
-                  </w:p>
-                  <w:p>
-                    <w:pPr>
-                      <w:spacing w:after="0" w:line="240" w:lineRule="auto"/>
-                      <w:jc w:val="right"/>
-                      <w:rPr>
-                        <w:rFonts w:ascii="Times New Roman" w:hAnsi="Times New Roman"/>
-                        <w:color w:val="0070C0"/>
-                        <w:sz w:val="18"/>
-                        <w:szCs w:val="18"/>
-                      </w:rPr>
-                    </w:pPr>
-                    <w:r>
-                      <w:rPr>
-                        <w:rFonts w:ascii="Times New Roman" w:hAnsi="Times New Roman"/>
-                        <w:color w:val="0070C0"/>
-                        <w:sz w:val="18"/>
-                        <w:szCs w:val="18"/>
-                      </w:rPr>
-                      <w:t>Tembalang Semarang Kode Pos 50275</w:t>
-                    </w:r>
-                  </w:p>
-                  <w:p>
-                    <w:pPr>
-                      <w:spacing w:after="0" w:line="240" w:lineRule="auto"/>
-                      <w:jc w:val="right"/>
-                      <w:rPr>
-                        <w:rFonts w:ascii="Times New Roman" w:hAnsi="Times New Roman"/>
-                        <w:color w:val="0070C0"/>
-                        <w:sz w:val="18"/>
-                        <w:szCs w:val="18"/>
-                      </w:rPr>
-                    </w:pPr>
-                    <w:r>
-                      <w:rPr>
-                        <w:rFonts w:ascii="Times New Roman" w:hAnsi="Times New Roman"/>
-                        <w:color w:val="0070C0"/>
-                        <w:sz w:val="18"/>
-                        <w:szCs w:val="18"/>
-                      </w:rPr>
-                      <w:t>Tel. (024) 76480678, Faks. (024) 7460053</w:t>
-                    </w:r>
-                  </w:p>
-                  <w:p>
-                    <w:pPr>
-                      <w:spacing w:after="0" w:line="240" w:lineRule="auto"/>
-                      <w:jc w:val="right"/>
-                      <w:rPr>
-                        <w:rFonts w:ascii="Times New Roman" w:hAnsi="Times New Roman"/>
-                        <w:color w:val="0070C0"/>
-                        <w:sz w:val="18"/>
-                        <w:szCs w:val="18"/>
-                      </w:rPr>
-                    </w:pPr>
-                    <w:hyperlink r:id="rId3" w:history="1">
-                      <w:r>
-                        <w:rPr>
-                          <w:rStyle w:val="Hyperlink"/>
-                          <w:rFonts w:ascii="Times New Roman" w:hAnsi="Times New Roman"/>
-                          <w:color w:val="0070C0"/>
-                          <w:sz w:val="18"/>
-                          <w:szCs w:val="18"/>
-                        </w:rPr>
-                        <w:t>www.ft.undip.ac.id</w:t>
-                      </w:r>
-                    </w:hyperlink>
-                    <w:r>
-                      <w:rPr>
-                        <w:rFonts w:ascii="Times New Roman" w:hAnsi="Times New Roman"/>
-                        <w:color w:val="0070C0"/>
-                        <w:sz w:val="18"/>
-                        <w:szCs w:val="18"/>
-                      </w:rPr>
-                      <w:t xml:space="preserve"> | email: enveng@live.undip.ac.id</w:t>
-                    </w:r>
-                  </w:p>
-                  <w:p>
-                    <w:pPr>
-                      <w:spacing w:after="0" w:line="240" w:lineRule="auto"/>
-                      <w:jc w:val="right"/>
-                      <w:rPr>
-                        <w:rFonts w:ascii="Times New Roman" w:hAnsi="Times New Roman"/>
-                        <w:color w:val="0070C0"/>
-                        <w:sz w:val="16"/>
-                        <w:szCs w:val="24"/>
-                      </w:rPr>
-                    </w:pPr>
-                  </w:p>
-                </w:txbxContent>
-              </v:textbox>
-            </v:shape>
-          </w:pict>
-        </mc:Fallback>
-      </mc:AlternateContent>
-    </w:r>
-    <w:r>
-      <w:rPr>
-        <w:noProof/>
-      </w:rPr>
-      <mc:AlternateContent>
-        <mc:Choice Requires="wps">
-          <w:drawing>
-            <wp:anchor distT="0" distB="0" distL="114300" distR="114300" simplePos="0" relativeHeight="251660288" behindDoc="0" locked="0" layoutInCell="1" allowOverlap="1" wp14:anchorId="6C0DC3CC" wp14:editId="3E1C6A73">
-              <wp:simplePos x="0" y="0"/>
-              <wp:positionH relativeFrom="column">
-                <wp:posOffset>235651</wp:posOffset>
-              </wp:positionH>
-              <wp:positionV relativeFrom="paragraph">
-                <wp:posOffset>-35152</wp:posOffset>
-              </wp:positionV>
-              <wp:extent cx="3801110" cy="1003300"/>
-              <wp:effectExtent l="0" t="0" r="8890" b="6350"/>
-              <wp:wrapNone/>
-              <wp:docPr id="8" name="Text Box 5"/>
-              <wp:cNvGraphicFramePr>
-                <a:graphicFrameLocks xmlns:a="http://schemas.openxmlformats.org/drawingml/2006/main"/>
-              </wp:cNvGraphicFramePr>
-              <a:graphic xmlns:a="http://schemas.openxmlformats.org/drawingml/2006/main">
-                <a:graphicData uri="http://schemas.microsoft.com/office/word/2010/wordprocessingShape">
-                  <wps:wsp>
-                    <wps:cNvSpPr txBox="1">
-                      <a:spLocks noChangeArrowheads="1"/>
-                    </wps:cNvSpPr>
-                    <wps:spPr bwMode="auto">
-                      <a:xfrm>
-                        <a:off x="0" y="0"/>
-                        <a:ext cx="3801110" cy="1003300"/>
-                      </a:xfrm>
-                      <a:prstGeom prst="rect">
-                        <a:avLst/>
-                      </a:prstGeom>
-                      <a:solidFill>
-                        <a:srgbClr val="FFFFFF"/>
-                      </a:solidFill>
-                      <a:ln>
-                        <a:noFill/>
-                      </a:ln>
-                    </wps:spPr>
-                    <wps:txbx>
-                      <w:txbxContent>
-                        <w:p>
-                          <w:pPr>
-                            <w:spacing w:after="0" w:line="240" w:lineRule="auto"/>
-                            <w:rPr>
-                              <w:rFonts w:ascii="Times New Roman" w:hAnsi="Times New Roman"/>
-                              <w:b/>
-                              <w:color w:val="0070C0"/>
-                            </w:rPr>
-                          </w:pPr>
-                          <w:r>
-                            <w:rPr>
-                              <w:rFonts w:ascii="Times New Roman" w:hAnsi="Times New Roman"/>
-                              <w:b/>
-                              <w:color w:val="0070C0"/>
-                            </w:rPr>
-                            <w:t>KEMENTERIAN PENDIDIKAN TINGGI, SAIN</w:t>
-                          </w:r>
-                          <w:r>
-                            <w:rPr>
-                              <w:rFonts w:ascii="Times New Roman" w:hAnsi="Times New Roman"/>
-                              <w:b/>
-                              <w:color w:val="0070C0"/>
-                            </w:rPr>
-                            <w:t>S</w:t>
-                          </w:r>
-                          <w:r>
-                            <w:rPr>
-                              <w:rFonts w:ascii="Times New Roman" w:hAnsi="Times New Roman"/>
-                              <w:b/>
-                              <w:color w:val="0070C0"/>
-                            </w:rPr>
-                            <w:t>,</w:t>
-                          </w:r>
-                        </w:p>
-                        <w:p>
-                          <w:pPr>
-                            <w:spacing w:after="0" w:line="240" w:lineRule="auto"/>
-                            <w:rPr>
-                              <w:rFonts w:ascii="Times New Roman" w:hAnsi="Times New Roman"/>
-                              <w:b/>
-                              <w:color w:val="0070C0"/>
-                            </w:rPr>
-                          </w:pPr>
-                          <w:r>
-                            <w:rPr>
-                              <w:rFonts w:ascii="Times New Roman" w:hAnsi="Times New Roman"/>
-                              <w:b/>
-                              <w:color w:val="0070C0"/>
-                            </w:rPr>
-                            <w:t>DAN TEKNOLOGI</w:t>
-                          </w:r>
-                        </w:p>
-                        <w:p>
-                          <w:pPr>
-                            <w:spacing w:after="0" w:line="240" w:lineRule="auto"/>
-                            <w:rPr>
-                              <w:rFonts w:ascii="Times New Roman" w:hAnsi="Times New Roman"/>
-                              <w:b/>
-                              <w:color w:val="0070C0"/>
-                              <w:sz w:val="24"/>
-                              <w:szCs w:val="24"/>
-                            </w:rPr>
-                          </w:pPr>
-                          <w:r>
-                            <w:rPr>
-                              <w:rFonts w:ascii="Times New Roman" w:hAnsi="Times New Roman"/>
-                              <w:b/>
-                              <w:color w:val="0070C0"/>
-                              <w:sz w:val="24"/>
-                              <w:szCs w:val="24"/>
-                            </w:rPr>
-                            <w:t>UNIVERSITAS DIPONEGORO</w:t>
-                          </w:r>
-                        </w:p>
-                        <w:p>
-                          <w:pPr>
-                            <w:spacing w:after="0" w:line="240" w:lineRule="auto"/>
-                            <w:rPr>
-                              <w:rFonts w:ascii="Times New Roman" w:hAnsi="Times New Roman"/>
-                              <w:b/>
-                              <w:color w:val="0070C0"/>
-                              <w:sz w:val="24"/>
-                              <w:szCs w:val="24"/>
-                            </w:rPr>
-                          </w:pPr>
-                          <w:r>
-                            <w:rPr>
-                              <w:rFonts w:ascii="Times New Roman" w:hAnsi="Times New Roman"/>
-                              <w:b/>
-                              <w:color w:val="0070C0"/>
-                              <w:sz w:val="24"/>
-                              <w:szCs w:val="24"/>
-                            </w:rPr>
-                            <w:t>FAKULTAS TEKNIK</w:t>
-                          </w:r>
-                        </w:p>
-                        <w:p>
-                          <w:pPr>
-                            <w:spacing w:after="0" w:line="240" w:lineRule="auto"/>
-                            <w:rPr>
-                              <w:rFonts w:ascii="Times New Roman" w:hAnsi="Times New Roman"/>
-                              <w:b/>
-                              <w:color w:val="0070C0"/>
-                              <w:sz w:val="30"/>
-                              <w:szCs w:val="30"/>
-                            </w:rPr>
-                          </w:pPr>
-                          <w:r>
-                            <w:rPr>
-                              <w:rFonts w:ascii="Times New Roman" w:hAnsi="Times New Roman"/>
-                              <w:b/>
-                              <w:color w:val="0070C0"/>
-                              <w:sz w:val="30"/>
-                              <w:szCs w:val="30"/>
-                            </w:rPr>
-                            <w:t>DEPARTEMEN TEKNIK</w:t>
-                          </w:r>
-                          <w:r>
-                            <w:rPr>
-                              <w:rFonts w:ascii="Times New Roman" w:hAnsi="Times New Roman"/>
-                              <w:b/>
-                              <w:color w:val="0070C0"/>
-                              <w:sz w:val="30"/>
-                              <w:szCs w:val="30"/>
-                            </w:rPr>
-                            <w:t xml:space="preserve"> LI</w:t>
-                          </w:r>
-                          <w:r>
-                            <w:rPr>
-                              <w:rFonts w:ascii="Times New Roman" w:hAnsi="Times New Roman"/>
-                              <w:b/>
-                              <w:color w:val="0070C0"/>
-                              <w:sz w:val="30"/>
-                              <w:szCs w:val="30"/>
-                            </w:rPr>
-                            <w:t>NGKUNGAN</w:t>
-                          </w:r>
-                        </w:p>
-                      </w:txbxContent>
-                    </wps:txbx>
-                    <wps:bodyPr rot="0" vert="horz" wrap="square" lIns="91440" tIns="45720" rIns="91440" bIns="45720" anchor="t" anchorCtr="0" upright="1">
-                      <a:noAutofit/>
-                    </wps:bodyPr>
-                  </wps:wsp>
-                </a:graphicData>
-              </a:graphic>
-              <wp14:sizeRelH relativeFrom="margin">
-                <wp14:pctWidth>0</wp14:pctWidth>
-              </wp14:sizeRelH>
-              <wp14:sizeRelV relativeFrom="margin">
-                <wp14:pctHeight>0</wp14:pctHeight>
-              </wp14:sizeRelV>
-            </wp:anchor>
-          </w:drawing>
-        </mc:Choice>
-        <mc:Fallback>
-          <w:pict>
-            <v:shape w14:anchorId="6C0DC3CC" id="Text Box 5" o:spid="_x0000_s1027" type="#_x0000_t202" style="position:absolute;margin-left:18.55pt;margin-top:-2.75pt;width:299.3pt;height:79pt;z-index:251660288;visibility:visible;mso-wrap-style:square;mso-width-percent:0;mso-height-percent:0;mso-wrap-distance-left:9pt;mso-wrap-distance-top:0;mso-wrap-distance-right:9pt;mso-wrap-distance-bottom:0;mso-position-horizontal:absolute;mso-position-horizontal-relative:text;mso-position-vertical:absolute;mso-position-vertical-relative:text;mso-width-percent:0;mso-height-percent:0;mso-width-relative:margin;mso-height-relative:margin;v-text-anchor:top" o:gfxdata="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" stroked="f">
-              <v:textbox>
-                <w:txbxContent>
-                  <w:p>
-                    <w:pPr>
-                      <w:spacing w:after="0" w:line="240" w:lineRule="auto"/>
-                      <w:rPr>
-                        <w:rFonts w:ascii="Times New Roman" w:hAnsi="Times New Roman"/>
-                        <w:b/>
-                        <w:color w:val="0070C0"/>
-                      </w:rPr>
-                    </w:pPr>
-                    <w:r>
-                      <w:rPr>
-                        <w:rFonts w:ascii="Times New Roman" w:hAnsi="Times New Roman"/>
-                        <w:b/>
-                        <w:color w:val="0070C0"/>
-                      </w:rPr>
-                      <w:t>KEMENTERIAN PENDIDIKAN TINGGI, SAIN</w:t>
-                    </w:r>
-                    <w:r>
-                      <w:rPr>
-                        <w:rFonts w:ascii="Times New Roman" w:hAnsi="Times New Roman"/>
-                        <w:b/>
-                        <w:color w:val="0070C0"/>
-                      </w:rPr>
-                      <w:t>S</w:t>
-                    </w:r>
-                    <w:r>
-                      <w:rPr>
-                        <w:rFonts w:ascii="Times New Roman" w:hAnsi="Times New Roman"/>
-                        <w:b/>
-                        <w:color w:val="0070C0"/>
-                      </w:rPr>
-                      <w:t>,</w:t>
-                    </w:r>
-                  </w:p>
-                  <w:p>
-                    <w:pPr>
-                      <w:spacing w:after="0" w:line="240" w:lineRule="auto"/>
-                      <w:rPr>
-                        <w:rFonts w:ascii="Times New Roman" w:hAnsi="Times New Roman"/>
-                        <w:b/>
-                        <w:color w:val="0070C0"/>
-                      </w:rPr>
-                    </w:pPr>
-                    <w:r>
-                      <w:rPr>
-                        <w:rFonts w:ascii="Times New Roman" w:hAnsi="Times New Roman"/>
-                        <w:b/>
-                        <w:color w:val="0070C0"/>
-                      </w:rPr>
-                      <w:t>DAN TEKNOLOGI</w:t>
-                    </w:r>
-                  </w:p>
-                  <w:p>
-                    <w:pPr>
-                      <w:spacing w:after="0" w:line="240" w:lineRule="auto"/>
-                      <w:rPr>
-                        <w:rFonts w:ascii="Times New Roman" w:hAnsi="Times New Roman"/>
-                        <w:b/>
-                        <w:color w:val="0070C0"/>
-                        <w:sz w:val="24"/>
-                        <w:szCs w:val="24"/>
-                      </w:rPr>
-                    </w:pPr>
-                    <w:r>
-                      <w:rPr>
-                        <w:rFonts w:ascii="Times New Roman" w:hAnsi="Times New Roman"/>
-                        <w:b/>
-                        <w:color w:val="0070C0"/>
-                        <w:sz w:val="24"/>
-                        <w:szCs w:val="24"/>
-                      </w:rPr>
-                      <w:t>UNIVERSITAS DIPONEGORO</w:t>
-                    </w:r>
-                  </w:p>
-                  <w:p>
-                    <w:pPr>
-                      <w:spacing w:after="0" w:line="240" w:lineRule="auto"/>
-                      <w:rPr>
-                        <w:rFonts w:ascii="Times New Roman" w:hAnsi="Times New Roman"/>
-                        <w:b/>
-                        <w:color w:val="0070C0"/>
-                        <w:sz w:val="24"/>
-                        <w:szCs w:val="24"/>
-                      </w:rPr>
-                    </w:pPr>
-                    <w:r>
-                      <w:rPr>
-                        <w:rFonts w:ascii="Times New Roman" w:hAnsi="Times New Roman"/>
-                        <w:b/>
-                        <w:color w:val="0070C0"/>
-                        <w:sz w:val="24"/>
-                        <w:szCs w:val="24"/>
-                      </w:rPr>
-                      <w:t>FAKULTAS TEKNIK</w:t>
-                    </w:r>
-                  </w:p>
-                  <w:p>
-                    <w:pPr>
-                      <w:spacing w:after="0" w:line="240" w:lineRule="auto"/>
-                      <w:rPr>
-                        <w:rFonts w:ascii="Times New Roman" w:hAnsi="Times New Roman"/>
-                        <w:b/>
-                        <w:color w:val="0070C0"/>
-                        <w:sz w:val="30"/>
-                        <w:szCs w:val="30"/>
-                      </w:rPr>
-                    </w:pPr>
-                    <w:r>
-                      <w:rPr>
-                        <w:rFonts w:ascii="Times New Roman" w:hAnsi="Times New Roman"/>
-                        <w:b/>
-                        <w:color w:val="0070C0"/>
-                        <w:sz w:val="30"/>
-                        <w:szCs w:val="30"/>
-                      </w:rPr>
-                      <w:t>DEPARTEMEN TEKNIK</w:t>
-                    </w:r>
-                    <w:r>
-                      <w:rPr>
-                        <w:rFonts w:ascii="Times New Roman" w:hAnsi="Times New Roman"/>
-                        <w:b/>
-                        <w:color w:val="0070C0"/>
-                        <w:sz w:val="30"/>
-                        <w:szCs w:val="30"/>
-                      </w:rPr>
-                      <w:t xml:space="preserve"> LI</w:t>
-                    </w:r>
-                    <w:r>
-                      <w:rPr>
-                        <w:rFonts w:ascii="Times New Roman" w:hAnsi="Times New Roman"/>
-                        <w:b/>
-                        <w:color w:val="0070C0"/>
-                        <w:sz w:val="30"/>
-                        <w:szCs w:val="30"/>
-                      </w:rPr>
-                      <w:t>NGKUNGAN</w:t>
-                    </w:r>
-                  </w:p>
-                </w:txbxContent>
-              </v:textbox>
-            </v:shape>
-          </w:pict>
-        </mc:Fallback>
-      </mc:AlternateContent>
-    </w:r>
   </w:p>
   <w:bookmarkEnd w:id="7"/>
   <w:bookmarkEnd w:id="8"/>
@@ -6887,7 +5334,7 @@
 </file>
 
 <file path=word/numbering.xml><?xml version="1.0" encoding="utf-8"?>
-<w:numbering xmlns:wpc="http://schemas.microsoft.com/office/word/2010/wordprocessingCanvas" xmlns:cx="http://schemas.microsoft.com/office/drawing/2014/chartex" xmlns:cx1="http://schemas.microsoft.com/office/drawing/2015/9/8/chartex" xmlns:cx2="http://schemas.microsoft.com/office/drawing/2015/10/21/chartex" xmlns:cx3="http://schemas.microsoft.com/office/drawing/2016/5/9/chartex" xmlns:cx4="http://schemas.microsoft.com/office/drawing/2016/5/10/chartex" xmlns:cx5="http://schemas.microsoft.com/office/drawing/2016/5/11/chartex" xmlns:cx6="http://schemas.microsoft.com/office/drawing/2016/5/12/chartex" xmlns:cx7="http://schemas.microsoft.com/office/drawing/2016/5/13/chartex" xmlns:cx8="http://schemas.microsoft.com/office/drawing/2016/5/14/chartex" xmlns:mc="http://schemas.openxmlformats.org/markup-compatibility/2006" xmlns:aink="http://schemas.microsoft.com/office/drawing/2016/ink" xmlns:am3d="http://schemas.microsoft.com/office/drawing/2017/model3d" xmlns:o="urn:schemas-microsoft-com:office:office" xmlns:oel="http://schemas.microsoft.com/office/2019/extlst" xmlns:r="http://schemas.openxmlformats.org/officeDocument/2006/relationships" xmlns:m="http://schemas.openxmlformats.org/officeDocument/2006/math" xmlns:v="urn:schemas-microsoft-com:vml" xmlns:wp14="http://schemas.microsoft.com/office/word/2010/wordprocessingDrawing" xmlns:wp="http://schemas.openxmlformats.org/drawingml/2006/wordprocessingDrawing" xmlns:w10="urn:schemas-microsoft-com:office:word" xmlns:w="http://schemas.openxmlformats.org/wordprocessingml/2006/main" xmlns:w14="http://schemas.microsoft.com/office/word/2010/wordml" xmlns:w15="http://schemas.microsoft.com/office/word/2012/wordml" xmlns:w16cei="http://schemas.microsoft.com/office/word/2026/wordml/cei" xmlns:w16cex="http://schemas.microsoft.com/office/word/2018/wordml/cex" xmlns:w16cid="http://schemas.microsoft.com/office/word/2016/wordml/cid" xmlns:w16="http://schemas.microsoft.com/office/word/2018/wordml" xmlns:w16du="http://schemas.microsoft.com/office/word/2023/wordml/word16du" xmlns:w16sdtdh="http://schemas.microsoft.com/office/word/2020/wordml/sdtdatahash" xmlns:w16sdtfl="http://schemas.microsoft.com/office/word/2024/wordml/sdtformatlock" xmlns:w16se="http://schemas.microsoft.com/office/word/2015/wordml/symex" xmlns:wpg="http://schemas.microsoft.com/office/word/2010/wordprocessingGroup" xmlns:wpi="http://schemas.microsoft.com/office/word/2010/wordprocessingInk" xmlns:wne="http://schemas.microsoft.com/office/word/2006/wordml" xmlns:wps="http://schemas.microsoft.com/office/word/2010/wordprocessingShape" mc:Ignorable="w14 w15 w16se w16cid w16 w16cex w16sdtdh w16sdtfl w16du wp14">
+<w:numbering xmlns:wpc="http://schemas.microsoft.com/office/word/2010/wordprocessingCanvas" xmlns:cx="http://schemas.microsoft.com/office/drawing/2014/chartex" xmlns:cx1="http://schemas.microsoft.com/office/drawing/2015/9/8/chartex" xmlns:cx2="http://schemas.microsoft.com/office/drawing/2015/10/21/chartex" xmlns:cx3="http://schemas.microsoft.com/office/drawing/2016/5/9/chartex" xmlns:cx4="http://schemas.microsoft.com/office/drawing/2016/5/10/chartex" xmlns:cx5="http://schemas.microsoft.com/office/drawing/2016/5/11/chartex" xmlns:cx6="http://schemas.microsoft.com/office/drawing/2016/5/12/chartex" xmlns:cx7="http://schemas.microsoft.com/office/drawing/2016/5/13/chartex" xmlns:cx8="http://schemas.microsoft.com/office/drawing/2016/5/14/chartex" xmlns:mc="http://schemas.openxmlformats.org/markup-compatibility/2006" xmlns:aink="http://schemas.microsoft.com/office/drawing/2016/ink" xmlns:am3d="http://schemas.microsoft.com/office/drawing/2017/model3d" xmlns:o="urn:schemas-microsoft-com:office:office" xmlns:oel="http://schemas.microsoft.com/office/2019/extlst" xmlns:r="http://schemas.openxmlformats.org/officeDocument/2006/relationships" xmlns:m="http://schemas.openxmlformats.org/officeDocument/2006/math" xmlns:v="urn:schemas-microsoft-com:vml" xmlns:wp14="http://schemas.microsoft.com/office/word/2010/wordprocessingDrawing" xmlns:wp="http://schemas.openxmlformats.org/drawingml/2006/wordprocessingDrawing" xmlns:w10="urn:schemas-microsoft-com:office:word" xmlns:w="http://schemas.openxmlformats.org/wordprocessingml/2006/main" xmlns:w14="http://schemas.microsoft.com/office/word/2010/wordml" xmlns:w15="http://schemas.microsoft.com/office/word/2012/wordml" xmlns:w16cex="http://schemas.microsoft.com/office/word/2018/wordml/cex" xmlns:w16cid="http://schemas.microsoft.com/office/word/2016/wordml/cid" xmlns:w16="http://schemas.microsoft.com/office/word/2018/wordml" xmlns:w16du="http://schemas.microsoft.com/office/word/2023/wordml/word16du" xmlns:w16sdtdh="http://schemas.microsoft.com/office/word/2020/wordml/sdtdatahash" xmlns:w16sdtfl="http://schemas.microsoft.com/office/word/2024/wordml/sdtformatlock" xmlns:w16se="http://schemas.microsoft.com/office/word/2015/wordml/symex" xmlns:wpg="http://schemas.microsoft.com/office/word/2010/wordprocessingGroup" xmlns:wpi="http://schemas.microsoft.com/office/word/2010/wordprocessingInk" xmlns:wne="http://schemas.microsoft.com/office/word/2006/wordml" xmlns:wps="http://schemas.microsoft.com/office/word/2010/wordprocessingShape" mc:Ignorable="w14 w15 w16se w16cid w16 w16cex w16sdtdh w16sdtfl w16du wp14">
   <w:abstractNum w:abstractNumId="0" w15:restartNumberingAfterBreak="0">
     <w:nsid w:val="42767A06"/>
     <w:multiLevelType w:val="hybridMultilevel"/>
@@ -7600,6 +6047,30 @@
       <w:spacing w:after="0" w:line="240" w:lineRule="auto"/>
     </w:pPr>
   </w:style>
+  <w:style w:type="table" w:customStyle="1" w:styleId="TableGrid1">
+    <w:name w:val="Table Grid1"/>
+    <w:basedOn w:val="TableNormal"/>
+    <w:next w:val="TableGrid"/>
+    <w:uiPriority w:val="39"/>
+    <w:rsid w:val="00E1404B"/>
+    <w:pPr>
+      <w:spacing w:after="0" w:line="240" w:lineRule="auto"/>
+    </w:pPr>
+    <w:rPr>
+      <w:rFonts w:ascii="Abadi Extra Light" w:eastAsia="MS Mincho" w:hAnsi="Abadi Extra Light" w:cs="Arial"/>
+    </w:rPr>
+    <w:tblPr>
+      <w:tblInd w:w="0" w:type="nil"/>
+      <w:tblBorders>
+        <w:top w:val="single" w:sz="4" w:space="0" w:color="auto"/>
+        <w:left w:val="single" w:sz="4" w:space="0" w:color="auto"/>
+        <w:bottom w:val="single" w:sz="4" w:space="0" w:color="auto"/>
+        <w:right w:val="single" w:sz="4" w:space="0" w:color="auto"/>
+        <w:insideH w:val="single" w:sz="4" w:space="0" w:color="auto"/>
+        <w:insideV w:val="single" w:sz="4" w:space="0" w:color="auto"/>
+      </w:tblBorders>
+    </w:tblPr>
+  </w:style>
 </w:styles>
 </file>
 

--- a/public/doc-templates/TA/ba-sempro-ta.docx
+++ b/public/doc-templates/TA/ba-sempro-ta.docx
@@ -286,7 +286,7 @@
               <w:rPr>
                 <w:rFonts w:ascii="Times New Roman" w:hAnsi="Times New Roman" w:cs="Times New Roman"/>
               </w:rPr>
-              <w:t>{nama_dosen1}</w:t>
+              <w:t xml:space="preserve">{nama_pembimbing}</w:t>
             </w:r>
           </w:p>
         </w:tc>
@@ -309,7 +309,7 @@
               <w:rPr>
                 <w:rFonts w:ascii="Times New Roman" w:hAnsi="Times New Roman" w:cs="Times New Roman"/>
               </w:rPr>
-              <w:t>{nip1}</w:t>
+              <w:t xml:space="preserve">{nip_pembimbing}</w:t>
             </w:r>
           </w:p>
         </w:tc>
@@ -382,7 +382,7 @@
               <w:rPr>
                 <w:rFonts w:ascii="Times New Roman" w:hAnsi="Times New Roman" w:cs="Times New Roman"/>
               </w:rPr>
-              <w:t>{nama_dosen2}</w:t>
+              <w:t xml:space="preserve">{nama_penguji1}</w:t>
             </w:r>
           </w:p>
         </w:tc>
@@ -405,7 +405,7 @@
               <w:rPr>
                 <w:rFonts w:ascii="Times New Roman" w:hAnsi="Times New Roman" w:cs="Times New Roman"/>
               </w:rPr>
-              <w:t>{nip2}</w:t>
+              <w:t xml:space="preserve">{nip_penguji1}</w:t>
             </w:r>
           </w:p>
         </w:tc>
@@ -987,7 +987,7 @@
         <w:rPr>
           <w:rFonts w:ascii="Times New Roman" w:hAnsi="Times New Roman" w:cs="Times New Roman"/>
         </w:rPr>
-        <w:t>{tgl_surat_sempro}</w:t>
+        <w:t xml:space="preserve">{tgl_sempro}</w:t>
       </w:r>
     </w:p>
     <w:p>
@@ -1857,7 +1857,7 @@
                 <w:sz w:val="24"/>
                 <w:szCs w:val="24"/>
               </w:rPr>
-              <w:t>{nama_dosen1}</w:t>
+              <w:t xml:space="preserve">{nama_pembimbing}</w:t>
             </w:r>
           </w:p>
         </w:tc>
@@ -1932,7 +1932,7 @@
                 <w:sz w:val="24"/>
                 <w:szCs w:val="24"/>
               </w:rPr>
-              <w:t>{nama_dosen2}</w:t>
+              <w:t xml:space="preserve">{nama_penguji1}</w:t>
             </w:r>
           </w:p>
         </w:tc>
@@ -2288,7 +2288,7 @@
                 <w:sz w:val="24"/>
                 <w:szCs w:val="24"/>
               </w:rPr>
-              <w:t>{nama_dosen1}</w:t>
+              <w:t xml:space="preserve">{nama_pembimbing}</w:t>
             </w:r>
           </w:p>
         </w:tc>
@@ -2312,7 +2312,7 @@
                 <w:sz w:val="24"/>
                 <w:szCs w:val="24"/>
               </w:rPr>
-              <w:t>{nip1}</w:t>
+              <w:t xml:space="preserve">{nip_pembimbing}</w:t>
             </w:r>
           </w:p>
         </w:tc>
@@ -2390,7 +2390,7 @@
                 <w:sz w:val="24"/>
                 <w:szCs w:val="24"/>
               </w:rPr>
-              <w:t>{nama_dosen2}</w:t>
+              <w:t xml:space="preserve">{nama_penguji1}</w:t>
             </w:r>
           </w:p>
         </w:tc>
@@ -2414,7 +2414,7 @@
                 <w:sz w:val="24"/>
                 <w:szCs w:val="24"/>
               </w:rPr>
-              <w:t>{nip2}</w:t>
+              <w:t xml:space="preserve">{nip_penguji1}</w:t>
             </w:r>
           </w:p>
         </w:tc>
@@ -2590,7 +2590,7 @@
           <w:szCs w:val="24"/>
           <w:u w:val="single"/>
         </w:rPr>
-        <w:t>{nama_dosen1}</w:t>
+        <w:t xml:space="preserve">{nama_pembimbing}</w:t>
       </w:r>
     </w:p>
     <w:p>
@@ -2632,7 +2632,7 @@
           <w:sz w:val="24"/>
           <w:szCs w:val="24"/>
         </w:rPr>
-        <w:t>{nip1}</w:t>
+        <w:t xml:space="preserve">{nip_pembimbing}</w:t>
       </w:r>
     </w:p>
     <w:p>
@@ -2944,7 +2944,7 @@
                 <w:sz w:val="24"/>
                 <w:szCs w:val="24"/>
               </w:rPr>
-              <w:t>{nama_dosen1}</w:t>
+              <w:t xml:space="preserve">{nama_pembimbing}</w:t>
             </w:r>
           </w:p>
         </w:tc>
@@ -3004,7 +3004,7 @@
                 <w:sz w:val="24"/>
                 <w:szCs w:val="24"/>
               </w:rPr>
-              <w:t>{nip1}</w:t>
+              <w:t xml:space="preserve">{nip_pembimbing}</w:t>
             </w:r>
           </w:p>
         </w:tc>
@@ -3764,7 +3764,7 @@
           <w:szCs w:val="24"/>
           <w:u w:val="single"/>
         </w:rPr>
-        <w:t>{nama_dosen1}</w:t>
+        <w:t xml:space="preserve">{nama_pembimbing}</w:t>
       </w:r>
     </w:p>
     <w:p>
@@ -3799,7 +3799,7 @@
           <w:sz w:val="24"/>
           <w:szCs w:val="24"/>
         </w:rPr>
-        <w:t>{nip1}</w:t>
+        <w:t xml:space="preserve">{nip_pembimbing}</w:t>
       </w:r>
     </w:p>
     <w:p>
@@ -4068,7 +4068,7 @@
                 <w:sz w:val="24"/>
                 <w:szCs w:val="24"/>
               </w:rPr>
-              <w:t>{nama_dosen2}</w:t>
+              <w:t xml:space="preserve">{nama_penguji1}</w:t>
             </w:r>
           </w:p>
         </w:tc>
@@ -4124,7 +4124,7 @@
                 <w:sz w:val="24"/>
                 <w:szCs w:val="24"/>
               </w:rPr>
-              <w:t>{nip2}</w:t>
+              <w:t xml:space="preserve">{nip_penguji1}</w:t>
             </w:r>
           </w:p>
         </w:tc>
@@ -4860,7 +4860,7 @@
           <w:szCs w:val="24"/>
           <w:u w:val="single"/>
         </w:rPr>
-        <w:t>{nama_dosen2}</w:t>
+        <w:t xml:space="preserve">{nama_penguji1}</w:t>
       </w:r>
     </w:p>
     <w:p>
@@ -4887,7 +4887,7 @@
           <w:sz w:val="24"/>
           <w:szCs w:val="24"/>
         </w:rPr>
-        <w:t>{nip2}</w:t>
+        <w:t xml:space="preserve">{nip_penguji1}</w:t>
       </w:r>
     </w:p>
     <w:p>
